--- a/硬件平台与游戏平台/移动平台--安卓.docx
+++ b/硬件平台与游戏平台/移动平台--安卓.docx
@@ -4,6 +4,1698 @@
   <w:body>
     <w:p>
       <w:pPr>
+        <w:bidi w:val="0"/>
+        <w:jc w:val="center"/>
+        <w:rPr>
+          <w:rFonts w:hint="eastAsia"/>
+          <w:sz w:val="84"/>
+          <w:szCs w:val="84"/>
+          <w:lang w:val="en-US" w:eastAsia="zh-CN"/>
+        </w:rPr>
+      </w:pPr>
+    </w:p>
+    <w:p>
+      <w:pPr>
+        <w:bidi w:val="0"/>
+        <w:jc w:val="center"/>
+        <w:rPr>
+          <w:rFonts w:hint="eastAsia"/>
+          <w:sz w:val="84"/>
+          <w:szCs w:val="84"/>
+          <w:lang w:val="en-US" w:eastAsia="zh-CN"/>
+        </w:rPr>
+      </w:pPr>
+    </w:p>
+    <w:p>
+      <w:pPr>
+        <w:bidi w:val="0"/>
+        <w:jc w:val="center"/>
+        <w:rPr>
+          <w:rFonts w:hint="eastAsia"/>
+          <w:sz w:val="84"/>
+          <w:szCs w:val="84"/>
+          <w:lang w:val="en-US" w:eastAsia="zh-CN"/>
+        </w:rPr>
+      </w:pPr>
+    </w:p>
+    <w:p>
+      <w:pPr>
+        <w:bidi w:val="0"/>
+        <w:jc w:val="center"/>
+        <w:rPr>
+          <w:rFonts w:hint="eastAsia"/>
+          <w:sz w:val="84"/>
+          <w:szCs w:val="84"/>
+          <w:lang w:val="en-US" w:eastAsia="zh-CN"/>
+        </w:rPr>
+      </w:pPr>
+    </w:p>
+    <w:p>
+      <w:pPr>
+        <w:bidi w:val="0"/>
+        <w:jc w:val="center"/>
+        <w:rPr>
+          <w:rFonts w:hint="eastAsia"/>
+          <w:sz w:val="84"/>
+          <w:szCs w:val="84"/>
+          <w:lang w:val="en-US" w:eastAsia="zh-CN"/>
+        </w:rPr>
+      </w:pPr>
+    </w:p>
+    <w:p>
+      <w:pPr>
+        <w:bidi w:val="0"/>
+        <w:jc w:val="center"/>
+        <w:rPr>
+          <w:rFonts w:hint="eastAsia"/>
+          <w:lang w:val="en-US" w:eastAsia="zh-CN"/>
+        </w:rPr>
+      </w:pPr>
+      <w:r>
+        <w:rPr>
+          <w:rFonts w:hint="eastAsia"/>
+          <w:sz w:val="84"/>
+          <w:szCs w:val="84"/>
+          <w:lang w:val="en-US" w:eastAsia="zh-CN"/>
+        </w:rPr>
+        <w:t>安卓平台打包和运行</w:t>
+      </w:r>
+    </w:p>
+    <w:sdt>
+      <w:sdtPr>
+        <w:rPr>
+          <w:rFonts w:ascii="宋体" w:hAnsi="宋体" w:eastAsia="宋体" w:cstheme="minorBidi"/>
+          <w:kern w:val="2"/>
+          <w:sz w:val="21"/>
+          <w:szCs w:val="24"/>
+          <w:lang w:val="en-US" w:eastAsia="zh-CN" w:bidi="ar-SA"/>
+        </w:rPr>
+        <w:id w:val="147457372"/>
+        <w15:color w:val="DBDBDB"/>
+        <w:docPartObj>
+          <w:docPartGallery w:val="Table of Contents"/>
+          <w:docPartUnique/>
+        </w:docPartObj>
+      </w:sdtPr>
+      <w:sdtEndPr>
+        <w:rPr>
+          <w:rFonts w:hint="eastAsia" w:ascii="Arial" w:hAnsi="Arial" w:eastAsia="黑体" w:cstheme="minorBidi"/>
+          <w:b/>
+          <w:kern w:val="2"/>
+          <w:szCs w:val="24"/>
+          <w:lang w:val="en-US" w:eastAsia="zh-CN" w:bidi="ar-SA"/>
+        </w:rPr>
+      </w:sdtEndPr>
+      <w:sdtContent>
+        <w:p>
+          <w:pPr>
+            <w:spacing w:before="0" w:beforeLines="0" w:after="0" w:afterLines="0" w:line="240" w:lineRule="auto"/>
+            <w:ind w:left="0" w:leftChars="0" w:right="0" w:rightChars="0" w:firstLine="0" w:firstLineChars="0"/>
+            <w:jc w:val="center"/>
+            <w:rPr>
+              <w:rFonts w:ascii="宋体" w:hAnsi="宋体" w:eastAsia="宋体" w:cstheme="minorBidi"/>
+              <w:kern w:val="2"/>
+              <w:sz w:val="21"/>
+              <w:szCs w:val="24"/>
+              <w:lang w:val="en-US" w:eastAsia="zh-CN" w:bidi="ar-SA"/>
+            </w:rPr>
+          </w:pPr>
+        </w:p>
+        <w:p>
+          <w:pPr>
+            <w:rPr>
+              <w:rFonts w:ascii="宋体" w:hAnsi="宋体" w:eastAsia="宋体" w:cstheme="minorBidi"/>
+              <w:kern w:val="2"/>
+              <w:sz w:val="21"/>
+              <w:szCs w:val="24"/>
+              <w:lang w:val="en-US" w:eastAsia="zh-CN" w:bidi="ar-SA"/>
+            </w:rPr>
+          </w:pPr>
+          <w:r>
+            <w:rPr>
+              <w:rFonts w:ascii="宋体" w:hAnsi="宋体" w:eastAsia="宋体" w:cstheme="minorBidi"/>
+              <w:kern w:val="2"/>
+              <w:sz w:val="21"/>
+              <w:szCs w:val="24"/>
+              <w:lang w:val="en-US" w:eastAsia="zh-CN" w:bidi="ar-SA"/>
+            </w:rPr>
+            <w:br w:type="page"/>
+          </w:r>
+        </w:p>
+        <w:p>
+          <w:pPr>
+            <w:spacing w:before="0" w:beforeLines="0" w:after="0" w:afterLines="0" w:line="240" w:lineRule="auto"/>
+            <w:ind w:left="0" w:leftChars="0" w:right="0" w:rightChars="0" w:firstLine="0" w:firstLineChars="0"/>
+            <w:jc w:val="center"/>
+            <w:rPr>
+              <w:sz w:val="52"/>
+              <w:szCs w:val="52"/>
+            </w:rPr>
+          </w:pPr>
+          <w:r>
+            <w:rPr>
+              <w:rFonts w:ascii="宋体" w:hAnsi="宋体" w:eastAsia="宋体"/>
+              <w:sz w:val="52"/>
+              <w:szCs w:val="52"/>
+            </w:rPr>
+            <w:t>目</w:t>
+          </w:r>
+          <w:r>
+            <w:rPr>
+              <w:rFonts w:hint="eastAsia" w:ascii="宋体" w:hAnsi="宋体" w:eastAsia="宋体"/>
+              <w:sz w:val="52"/>
+              <w:szCs w:val="52"/>
+              <w:lang w:val="en-US" w:eastAsia="zh-CN"/>
+            </w:rPr>
+            <w:t xml:space="preserve">   </w:t>
+          </w:r>
+          <w:r>
+            <w:rPr>
+              <w:rFonts w:ascii="宋体" w:hAnsi="宋体" w:eastAsia="宋体"/>
+              <w:sz w:val="52"/>
+              <w:szCs w:val="52"/>
+            </w:rPr>
+            <w:t>录</w:t>
+          </w:r>
+        </w:p>
+        <w:p>
+          <w:pPr>
+            <w:pStyle w:val="7"/>
+            <w:tabs>
+              <w:tab w:val="right" w:leader="dot" w:pos="8306"/>
+            </w:tabs>
+          </w:pPr>
+          <w:r>
+            <w:rPr>
+              <w:rFonts w:hint="eastAsia"/>
+              <w:lang w:val="en-US" w:eastAsia="zh-CN"/>
+            </w:rPr>
+            <w:fldChar w:fldCharType="begin"/>
+          </w:r>
+          <w:r>
+            <w:rPr>
+              <w:rFonts w:hint="eastAsia"/>
+              <w:lang w:val="en-US" w:eastAsia="zh-CN"/>
+            </w:rPr>
+            <w:instrText xml:space="preserve">TOC \o "1-3" \h \u </w:instrText>
+          </w:r>
+          <w:r>
+            <w:rPr>
+              <w:rFonts w:hint="eastAsia"/>
+              <w:lang w:val="en-US" w:eastAsia="zh-CN"/>
+            </w:rPr>
+            <w:fldChar w:fldCharType="separate"/>
+          </w:r>
+          <w:r>
+            <w:rPr>
+              <w:rFonts w:hint="eastAsia"/>
+              <w:lang w:val="en-US" w:eastAsia="zh-CN"/>
+            </w:rPr>
+            <w:fldChar w:fldCharType="begin"/>
+          </w:r>
+          <w:r>
+            <w:rPr>
+              <w:rFonts w:hint="eastAsia"/>
+              <w:lang w:val="en-US" w:eastAsia="zh-CN"/>
+            </w:rPr>
+            <w:instrText xml:space="preserve"> HYPERLINK \l _Toc27071 </w:instrText>
+          </w:r>
+          <w:r>
+            <w:rPr>
+              <w:rFonts w:hint="eastAsia"/>
+              <w:lang w:val="en-US" w:eastAsia="zh-CN"/>
+            </w:rPr>
+            <w:fldChar w:fldCharType="separate"/>
+          </w:r>
+          <w:r>
+            <w:rPr>
+              <w:rFonts w:hint="eastAsia"/>
+              <w:lang w:val="en-US" w:eastAsia="zh-CN"/>
+            </w:rPr>
+            <w:t>参考文档</w:t>
+          </w:r>
+          <w:r>
+            <w:tab/>
+          </w:r>
+          <w:r>
+            <w:fldChar w:fldCharType="begin"/>
+          </w:r>
+          <w:r>
+            <w:instrText xml:space="preserve"> PAGEREF _Toc27071 \h </w:instrText>
+          </w:r>
+          <w:r>
+            <w:fldChar w:fldCharType="separate"/>
+          </w:r>
+          <w:r>
+            <w:t>3</w:t>
+          </w:r>
+          <w:r>
+            <w:fldChar w:fldCharType="end"/>
+          </w:r>
+          <w:r>
+            <w:rPr>
+              <w:rFonts w:hint="eastAsia"/>
+              <w:lang w:val="en-US" w:eastAsia="zh-CN"/>
+            </w:rPr>
+            <w:fldChar w:fldCharType="end"/>
+          </w:r>
+        </w:p>
+        <w:p>
+          <w:pPr>
+            <w:pStyle w:val="7"/>
+            <w:tabs>
+              <w:tab w:val="right" w:leader="dot" w:pos="8306"/>
+            </w:tabs>
+          </w:pPr>
+          <w:r>
+            <w:rPr>
+              <w:rFonts w:hint="eastAsia"/>
+              <w:lang w:val="en-US" w:eastAsia="zh-CN"/>
+            </w:rPr>
+            <w:fldChar w:fldCharType="begin"/>
+          </w:r>
+          <w:r>
+            <w:rPr>
+              <w:rFonts w:hint="eastAsia"/>
+              <w:lang w:val="en-US" w:eastAsia="zh-CN"/>
+            </w:rPr>
+            <w:instrText xml:space="preserve"> HYPERLINK \l _Toc602 </w:instrText>
+          </w:r>
+          <w:r>
+            <w:rPr>
+              <w:rFonts w:hint="eastAsia"/>
+              <w:lang w:val="en-US" w:eastAsia="zh-CN"/>
+            </w:rPr>
+            <w:fldChar w:fldCharType="separate"/>
+          </w:r>
+          <w:r>
+            <w:rPr>
+              <w:rFonts w:hint="eastAsia"/>
+              <w:lang w:val="en-US" w:eastAsia="zh-CN"/>
+            </w:rPr>
+            <w:t>前言</w:t>
+          </w:r>
+          <w:r>
+            <w:tab/>
+          </w:r>
+          <w:r>
+            <w:fldChar w:fldCharType="begin"/>
+          </w:r>
+          <w:r>
+            <w:instrText xml:space="preserve"> PAGEREF _Toc602 \h </w:instrText>
+          </w:r>
+          <w:r>
+            <w:fldChar w:fldCharType="separate"/>
+          </w:r>
+          <w:r>
+            <w:t>4</w:t>
+          </w:r>
+          <w:r>
+            <w:fldChar w:fldCharType="end"/>
+          </w:r>
+          <w:r>
+            <w:rPr>
+              <w:rFonts w:hint="eastAsia"/>
+              <w:lang w:val="en-US" w:eastAsia="zh-CN"/>
+            </w:rPr>
+            <w:fldChar w:fldCharType="end"/>
+          </w:r>
+        </w:p>
+        <w:p>
+          <w:pPr>
+            <w:pStyle w:val="6"/>
+            <w:tabs>
+              <w:tab w:val="right" w:leader="dot" w:pos="8306"/>
+            </w:tabs>
+          </w:pPr>
+          <w:r>
+            <w:rPr>
+              <w:rFonts w:hint="eastAsia"/>
+              <w:lang w:val="en-US" w:eastAsia="zh-CN"/>
+            </w:rPr>
+            <w:fldChar w:fldCharType="begin"/>
+          </w:r>
+          <w:r>
+            <w:rPr>
+              <w:rFonts w:hint="eastAsia"/>
+              <w:lang w:val="en-US" w:eastAsia="zh-CN"/>
+            </w:rPr>
+            <w:instrText xml:space="preserve"> HYPERLINK \l _Toc23865 </w:instrText>
+          </w:r>
+          <w:r>
+            <w:rPr>
+              <w:rFonts w:hint="eastAsia"/>
+              <w:lang w:val="en-US" w:eastAsia="zh-CN"/>
+            </w:rPr>
+            <w:fldChar w:fldCharType="separate"/>
+          </w:r>
+          <w:r>
+            <w:rPr>
+              <w:rFonts w:hint="eastAsia"/>
+              <w:lang w:val="en-US" w:eastAsia="zh-CN"/>
+            </w:rPr>
+            <w:t>设置Android设备</w:t>
+          </w:r>
+          <w:r>
+            <w:tab/>
+          </w:r>
+          <w:r>
+            <w:fldChar w:fldCharType="begin"/>
+          </w:r>
+          <w:r>
+            <w:instrText xml:space="preserve"> PAGEREF _Toc23865 \h </w:instrText>
+          </w:r>
+          <w:r>
+            <w:fldChar w:fldCharType="separate"/>
+          </w:r>
+          <w:r>
+            <w:t>5</w:t>
+          </w:r>
+          <w:r>
+            <w:fldChar w:fldCharType="end"/>
+          </w:r>
+          <w:r>
+            <w:rPr>
+              <w:rFonts w:hint="eastAsia"/>
+              <w:lang w:val="en-US" w:eastAsia="zh-CN"/>
+            </w:rPr>
+            <w:fldChar w:fldCharType="end"/>
+          </w:r>
+        </w:p>
+        <w:p>
+          <w:pPr>
+            <w:pStyle w:val="6"/>
+            <w:tabs>
+              <w:tab w:val="right" w:leader="dot" w:pos="8306"/>
+            </w:tabs>
+          </w:pPr>
+          <w:r>
+            <w:rPr>
+              <w:rFonts w:hint="eastAsia"/>
+              <w:lang w:val="en-US" w:eastAsia="zh-CN"/>
+            </w:rPr>
+            <w:fldChar w:fldCharType="begin"/>
+          </w:r>
+          <w:r>
+            <w:rPr>
+              <w:rFonts w:hint="eastAsia"/>
+              <w:lang w:val="en-US" w:eastAsia="zh-CN"/>
+            </w:rPr>
+            <w:instrText xml:space="preserve"> HYPERLINK \l _Toc14520 </w:instrText>
+          </w:r>
+          <w:r>
+            <w:rPr>
+              <w:rFonts w:hint="eastAsia"/>
+              <w:lang w:val="en-US" w:eastAsia="zh-CN"/>
+            </w:rPr>
+            <w:fldChar w:fldCharType="separate"/>
+          </w:r>
+          <w:r>
+            <w:rPr>
+              <w:rFonts w:hint="eastAsia"/>
+              <w:lang w:val="en-US" w:eastAsia="zh-CN"/>
+            </w:rPr>
+            <w:t>设置Android SDK &amp;&amp; NDK</w:t>
+          </w:r>
+          <w:r>
+            <w:tab/>
+          </w:r>
+          <w:r>
+            <w:fldChar w:fldCharType="begin"/>
+          </w:r>
+          <w:r>
+            <w:instrText xml:space="preserve"> PAGEREF _Toc14520 \h </w:instrText>
+          </w:r>
+          <w:r>
+            <w:fldChar w:fldCharType="separate"/>
+          </w:r>
+          <w:r>
+            <w:t>6</w:t>
+          </w:r>
+          <w:r>
+            <w:fldChar w:fldCharType="end"/>
+          </w:r>
+          <w:r>
+            <w:rPr>
+              <w:rFonts w:hint="eastAsia"/>
+              <w:lang w:val="en-US" w:eastAsia="zh-CN"/>
+            </w:rPr>
+            <w:fldChar w:fldCharType="end"/>
+          </w:r>
+        </w:p>
+        <w:p>
+          <w:pPr>
+            <w:pStyle w:val="7"/>
+            <w:tabs>
+              <w:tab w:val="right" w:leader="dot" w:pos="8306"/>
+            </w:tabs>
+          </w:pPr>
+          <w:r>
+            <w:rPr>
+              <w:rFonts w:hint="eastAsia"/>
+              <w:lang w:val="en-US" w:eastAsia="zh-CN"/>
+            </w:rPr>
+            <w:fldChar w:fldCharType="begin"/>
+          </w:r>
+          <w:r>
+            <w:rPr>
+              <w:rFonts w:hint="eastAsia"/>
+              <w:lang w:val="en-US" w:eastAsia="zh-CN"/>
+            </w:rPr>
+            <w:instrText xml:space="preserve"> HYPERLINK \l _Toc4948 </w:instrText>
+          </w:r>
+          <w:r>
+            <w:rPr>
+              <w:rFonts w:hint="eastAsia"/>
+              <w:lang w:val="en-US" w:eastAsia="zh-CN"/>
+            </w:rPr>
+            <w:fldChar w:fldCharType="separate"/>
+          </w:r>
+          <w:r>
+            <w:rPr>
+              <w:rFonts w:hint="eastAsia"/>
+              <w:lang w:val="en-US" w:eastAsia="zh-CN"/>
+            </w:rPr>
+            <w:t>官网方式下载</w:t>
+          </w:r>
+          <w:r>
+            <w:tab/>
+          </w:r>
+          <w:r>
+            <w:fldChar w:fldCharType="begin"/>
+          </w:r>
+          <w:r>
+            <w:instrText xml:space="preserve"> PAGEREF _Toc4948 \h </w:instrText>
+          </w:r>
+          <w:r>
+            <w:fldChar w:fldCharType="separate"/>
+          </w:r>
+          <w:r>
+            <w:t>6</w:t>
+          </w:r>
+          <w:r>
+            <w:fldChar w:fldCharType="end"/>
+          </w:r>
+          <w:r>
+            <w:rPr>
+              <w:rFonts w:hint="eastAsia"/>
+              <w:lang w:val="en-US" w:eastAsia="zh-CN"/>
+            </w:rPr>
+            <w:fldChar w:fldCharType="end"/>
+          </w:r>
+        </w:p>
+        <w:p>
+          <w:pPr>
+            <w:pStyle w:val="7"/>
+            <w:tabs>
+              <w:tab w:val="right" w:leader="dot" w:pos="8306"/>
+            </w:tabs>
+          </w:pPr>
+          <w:r>
+            <w:rPr>
+              <w:rFonts w:hint="eastAsia"/>
+              <w:lang w:val="en-US" w:eastAsia="zh-CN"/>
+            </w:rPr>
+            <w:fldChar w:fldCharType="begin"/>
+          </w:r>
+          <w:r>
+            <w:rPr>
+              <w:rFonts w:hint="eastAsia"/>
+              <w:lang w:val="en-US" w:eastAsia="zh-CN"/>
+            </w:rPr>
+            <w:instrText xml:space="preserve"> HYPERLINK \l _Toc26601 </w:instrText>
+          </w:r>
+          <w:r>
+            <w:rPr>
+              <w:rFonts w:hint="eastAsia"/>
+              <w:lang w:val="en-US" w:eastAsia="zh-CN"/>
+            </w:rPr>
+            <w:fldChar w:fldCharType="separate"/>
+          </w:r>
+          <w:r>
+            <w:rPr>
+              <w:rFonts w:hint="eastAsia"/>
+              <w:lang w:val="en-US" w:eastAsia="zh-CN"/>
+            </w:rPr>
+            <w:t>配置NDK</w:t>
+          </w:r>
+          <w:r>
+            <w:tab/>
+          </w:r>
+          <w:r>
+            <w:fldChar w:fldCharType="begin"/>
+          </w:r>
+          <w:r>
+            <w:instrText xml:space="preserve"> PAGEREF _Toc26601 \h </w:instrText>
+          </w:r>
+          <w:r>
+            <w:fldChar w:fldCharType="separate"/>
+          </w:r>
+          <w:r>
+            <w:t>9</w:t>
+          </w:r>
+          <w:r>
+            <w:fldChar w:fldCharType="end"/>
+          </w:r>
+          <w:r>
+            <w:rPr>
+              <w:rFonts w:hint="eastAsia"/>
+              <w:lang w:val="en-US" w:eastAsia="zh-CN"/>
+            </w:rPr>
+            <w:fldChar w:fldCharType="end"/>
+          </w:r>
+        </w:p>
+        <w:p>
+          <w:pPr>
+            <w:pStyle w:val="6"/>
+            <w:tabs>
+              <w:tab w:val="right" w:leader="dot" w:pos="8306"/>
+            </w:tabs>
+          </w:pPr>
+          <w:r>
+            <w:rPr>
+              <w:rFonts w:hint="eastAsia"/>
+              <w:lang w:val="en-US" w:eastAsia="zh-CN"/>
+            </w:rPr>
+            <w:fldChar w:fldCharType="begin"/>
+          </w:r>
+          <w:r>
+            <w:rPr>
+              <w:rFonts w:hint="eastAsia"/>
+              <w:lang w:val="en-US" w:eastAsia="zh-CN"/>
+            </w:rPr>
+            <w:instrText xml:space="preserve"> HYPERLINK \l _Toc31196 </w:instrText>
+          </w:r>
+          <w:r>
+            <w:rPr>
+              <w:rFonts w:hint="eastAsia"/>
+              <w:lang w:val="en-US" w:eastAsia="zh-CN"/>
+            </w:rPr>
+            <w:fldChar w:fldCharType="separate"/>
+          </w:r>
+          <w:r>
+            <w:rPr>
+              <w:rFonts w:hint="eastAsia"/>
+              <w:lang w:val="en-US" w:eastAsia="zh-CN"/>
+            </w:rPr>
+            <w:t>设置Android SDK和NDK②</w:t>
+          </w:r>
+          <w:r>
+            <w:tab/>
+          </w:r>
+          <w:r>
+            <w:fldChar w:fldCharType="begin"/>
+          </w:r>
+          <w:r>
+            <w:instrText xml:space="preserve"> PAGEREF _Toc31196 \h </w:instrText>
+          </w:r>
+          <w:r>
+            <w:fldChar w:fldCharType="separate"/>
+          </w:r>
+          <w:r>
+            <w:t>10</w:t>
+          </w:r>
+          <w:r>
+            <w:fldChar w:fldCharType="end"/>
+          </w:r>
+          <w:r>
+            <w:rPr>
+              <w:rFonts w:hint="eastAsia"/>
+              <w:lang w:val="en-US" w:eastAsia="zh-CN"/>
+            </w:rPr>
+            <w:fldChar w:fldCharType="end"/>
+          </w:r>
+        </w:p>
+        <w:p>
+          <w:pPr>
+            <w:pStyle w:val="7"/>
+            <w:tabs>
+              <w:tab w:val="right" w:leader="dot" w:pos="8306"/>
+            </w:tabs>
+          </w:pPr>
+          <w:r>
+            <w:rPr>
+              <w:rFonts w:hint="eastAsia"/>
+              <w:lang w:val="en-US" w:eastAsia="zh-CN"/>
+            </w:rPr>
+            <w:fldChar w:fldCharType="begin"/>
+          </w:r>
+          <w:r>
+            <w:rPr>
+              <w:rFonts w:hint="eastAsia"/>
+              <w:lang w:val="en-US" w:eastAsia="zh-CN"/>
+            </w:rPr>
+            <w:instrText xml:space="preserve"> HYPERLINK \l _Toc7711 </w:instrText>
+          </w:r>
+          <w:r>
+            <w:rPr>
+              <w:rFonts w:hint="eastAsia"/>
+              <w:lang w:val="en-US" w:eastAsia="zh-CN"/>
+            </w:rPr>
+            <w:fldChar w:fldCharType="separate"/>
+          </w:r>
+          <w:r>
+            <w:rPr>
+              <w:rFonts w:hint="eastAsia"/>
+              <w:lang w:val="en-US" w:eastAsia="zh-CN"/>
+            </w:rPr>
+            <w:t>推荐设置</w:t>
+          </w:r>
+          <w:r>
+            <w:tab/>
+          </w:r>
+          <w:r>
+            <w:fldChar w:fldCharType="begin"/>
+          </w:r>
+          <w:r>
+            <w:instrText xml:space="preserve"> PAGEREF _Toc7711 \h </w:instrText>
+          </w:r>
+          <w:r>
+            <w:fldChar w:fldCharType="separate"/>
+          </w:r>
+          <w:r>
+            <w:t>10</w:t>
+          </w:r>
+          <w:r>
+            <w:fldChar w:fldCharType="end"/>
+          </w:r>
+          <w:r>
+            <w:rPr>
+              <w:rFonts w:hint="eastAsia"/>
+              <w:lang w:val="en-US" w:eastAsia="zh-CN"/>
+            </w:rPr>
+            <w:fldChar w:fldCharType="end"/>
+          </w:r>
+        </w:p>
+        <w:p>
+          <w:pPr>
+            <w:pStyle w:val="7"/>
+            <w:tabs>
+              <w:tab w:val="right" w:leader="dot" w:pos="8306"/>
+            </w:tabs>
+          </w:pPr>
+          <w:r>
+            <w:rPr>
+              <w:rFonts w:hint="eastAsia"/>
+              <w:lang w:val="en-US" w:eastAsia="zh-CN"/>
+            </w:rPr>
+            <w:fldChar w:fldCharType="begin"/>
+          </w:r>
+          <w:r>
+            <w:rPr>
+              <w:rFonts w:hint="eastAsia"/>
+              <w:lang w:val="en-US" w:eastAsia="zh-CN"/>
+            </w:rPr>
+            <w:instrText xml:space="preserve"> HYPERLINK \l _Toc18284 </w:instrText>
+          </w:r>
+          <w:r>
+            <w:rPr>
+              <w:rFonts w:hint="eastAsia"/>
+              <w:lang w:val="en-US" w:eastAsia="zh-CN"/>
+            </w:rPr>
+            <w:fldChar w:fldCharType="separate"/>
+          </w:r>
+          <w:r>
+            <w:rPr>
+              <w:rFonts w:hint="eastAsia"/>
+              <w:lang w:val="en-US" w:eastAsia="zh-CN"/>
+            </w:rPr>
+            <w:t>安装Android Studio</w:t>
+          </w:r>
+          <w:r>
+            <w:tab/>
+          </w:r>
+          <w:r>
+            <w:fldChar w:fldCharType="begin"/>
+          </w:r>
+          <w:r>
+            <w:instrText xml:space="preserve"> PAGEREF _Toc18284 \h </w:instrText>
+          </w:r>
+          <w:r>
+            <w:fldChar w:fldCharType="separate"/>
+          </w:r>
+          <w:r>
+            <w:t>10</w:t>
+          </w:r>
+          <w:r>
+            <w:fldChar w:fldCharType="end"/>
+          </w:r>
+          <w:r>
+            <w:rPr>
+              <w:rFonts w:hint="eastAsia"/>
+              <w:lang w:val="en-US" w:eastAsia="zh-CN"/>
+            </w:rPr>
+            <w:fldChar w:fldCharType="end"/>
+          </w:r>
+        </w:p>
+        <w:p>
+          <w:pPr>
+            <w:pStyle w:val="7"/>
+            <w:tabs>
+              <w:tab w:val="right" w:leader="dot" w:pos="8306"/>
+            </w:tabs>
+          </w:pPr>
+          <w:r>
+            <w:rPr>
+              <w:rFonts w:hint="eastAsia"/>
+              <w:lang w:val="en-US" w:eastAsia="zh-CN"/>
+            </w:rPr>
+            <w:fldChar w:fldCharType="begin"/>
+          </w:r>
+          <w:r>
+            <w:rPr>
+              <w:rFonts w:hint="eastAsia"/>
+              <w:lang w:val="en-US" w:eastAsia="zh-CN"/>
+            </w:rPr>
+            <w:instrText xml:space="preserve"> HYPERLINK \l _Toc23543 </w:instrText>
+          </w:r>
+          <w:r>
+            <w:rPr>
+              <w:rFonts w:hint="eastAsia"/>
+              <w:lang w:val="en-US" w:eastAsia="zh-CN"/>
+            </w:rPr>
+            <w:fldChar w:fldCharType="separate"/>
+          </w:r>
+          <w:r>
+            <w:rPr>
+              <w:rFonts w:hint="eastAsia"/>
+              <w:lang w:val="en-US" w:eastAsia="zh-CN"/>
+            </w:rPr>
+            <w:t>设置Android SDK Manager</w:t>
+          </w:r>
+          <w:r>
+            <w:tab/>
+          </w:r>
+          <w:r>
+            <w:fldChar w:fldCharType="begin"/>
+          </w:r>
+          <w:r>
+            <w:instrText xml:space="preserve"> PAGEREF _Toc23543 \h </w:instrText>
+          </w:r>
+          <w:r>
+            <w:fldChar w:fldCharType="separate"/>
+          </w:r>
+          <w:r>
+            <w:t>10</w:t>
+          </w:r>
+          <w:r>
+            <w:fldChar w:fldCharType="end"/>
+          </w:r>
+          <w:r>
+            <w:rPr>
+              <w:rFonts w:hint="eastAsia"/>
+              <w:lang w:val="en-US" w:eastAsia="zh-CN"/>
+            </w:rPr>
+            <w:fldChar w:fldCharType="end"/>
+          </w:r>
+        </w:p>
+        <w:p>
+          <w:pPr>
+            <w:pStyle w:val="7"/>
+            <w:tabs>
+              <w:tab w:val="right" w:leader="dot" w:pos="8306"/>
+            </w:tabs>
+          </w:pPr>
+          <w:r>
+            <w:rPr>
+              <w:rFonts w:hint="eastAsia"/>
+              <w:lang w:val="en-US" w:eastAsia="zh-CN"/>
+            </w:rPr>
+            <w:fldChar w:fldCharType="begin"/>
+          </w:r>
+          <w:r>
+            <w:rPr>
+              <w:rFonts w:hint="eastAsia"/>
+              <w:lang w:val="en-US" w:eastAsia="zh-CN"/>
+            </w:rPr>
+            <w:instrText xml:space="preserve"> HYPERLINK \l _Toc13553 </w:instrText>
+          </w:r>
+          <w:r>
+            <w:rPr>
+              <w:rFonts w:hint="eastAsia"/>
+              <w:lang w:val="en-US" w:eastAsia="zh-CN"/>
+            </w:rPr>
+            <w:fldChar w:fldCharType="separate"/>
+          </w:r>
+          <w:r>
+            <w:rPr>
+              <w:rFonts w:hint="eastAsia"/>
+              <w:lang w:val="en-US" w:eastAsia="zh-CN"/>
+            </w:rPr>
+            <w:t>环境变量</w:t>
+          </w:r>
+          <w:r>
+            <w:tab/>
+          </w:r>
+          <w:r>
+            <w:fldChar w:fldCharType="begin"/>
+          </w:r>
+          <w:r>
+            <w:instrText xml:space="preserve"> PAGEREF _Toc13553 \h </w:instrText>
+          </w:r>
+          <w:r>
+            <w:fldChar w:fldCharType="separate"/>
+          </w:r>
+          <w:r>
+            <w:t>11</w:t>
+          </w:r>
+          <w:r>
+            <w:fldChar w:fldCharType="end"/>
+          </w:r>
+          <w:r>
+            <w:rPr>
+              <w:rFonts w:hint="eastAsia"/>
+              <w:lang w:val="en-US" w:eastAsia="zh-CN"/>
+            </w:rPr>
+            <w:fldChar w:fldCharType="end"/>
+          </w:r>
+        </w:p>
+        <w:p>
+          <w:pPr>
+            <w:pStyle w:val="7"/>
+            <w:tabs>
+              <w:tab w:val="right" w:leader="dot" w:pos="8306"/>
+            </w:tabs>
+          </w:pPr>
+          <w:r>
+            <w:rPr>
+              <w:rFonts w:hint="eastAsia"/>
+              <w:lang w:val="en-US" w:eastAsia="zh-CN"/>
+            </w:rPr>
+            <w:fldChar w:fldCharType="begin"/>
+          </w:r>
+          <w:r>
+            <w:rPr>
+              <w:rFonts w:hint="eastAsia"/>
+              <w:lang w:val="en-US" w:eastAsia="zh-CN"/>
+            </w:rPr>
+            <w:instrText xml:space="preserve"> HYPERLINK \l _Toc20063 </w:instrText>
+          </w:r>
+          <w:r>
+            <w:rPr>
+              <w:rFonts w:hint="eastAsia"/>
+              <w:lang w:val="en-US" w:eastAsia="zh-CN"/>
+            </w:rPr>
+            <w:fldChar w:fldCharType="separate"/>
+          </w:r>
+          <w:r>
+            <w:rPr>
+              <w:rFonts w:hint="eastAsia"/>
+              <w:lang w:val="en-US" w:eastAsia="zh-CN"/>
+            </w:rPr>
+            <w:t>运行Setup Android脚本</w:t>
+          </w:r>
+          <w:r>
+            <w:tab/>
+          </w:r>
+          <w:r>
+            <w:fldChar w:fldCharType="begin"/>
+          </w:r>
+          <w:r>
+            <w:instrText xml:space="preserve"> PAGEREF _Toc20063 \h </w:instrText>
+          </w:r>
+          <w:r>
+            <w:fldChar w:fldCharType="separate"/>
+          </w:r>
+          <w:r>
+            <w:t>12</w:t>
+          </w:r>
+          <w:r>
+            <w:fldChar w:fldCharType="end"/>
+          </w:r>
+          <w:r>
+            <w:rPr>
+              <w:rFonts w:hint="eastAsia"/>
+              <w:lang w:val="en-US" w:eastAsia="zh-CN"/>
+            </w:rPr>
+            <w:fldChar w:fldCharType="end"/>
+          </w:r>
+        </w:p>
+        <w:p>
+          <w:pPr>
+            <w:pStyle w:val="7"/>
+            <w:tabs>
+              <w:tab w:val="right" w:leader="dot" w:pos="8306"/>
+            </w:tabs>
+          </w:pPr>
+          <w:r>
+            <w:rPr>
+              <w:rFonts w:hint="eastAsia"/>
+              <w:lang w:val="en-US" w:eastAsia="zh-CN"/>
+            </w:rPr>
+            <w:fldChar w:fldCharType="begin"/>
+          </w:r>
+          <w:r>
+            <w:rPr>
+              <w:rFonts w:hint="eastAsia"/>
+              <w:lang w:val="en-US" w:eastAsia="zh-CN"/>
+            </w:rPr>
+            <w:instrText xml:space="preserve"> HYPERLINK \l _Toc7284 </w:instrText>
+          </w:r>
+          <w:r>
+            <w:rPr>
+              <w:rFonts w:hint="eastAsia"/>
+              <w:lang w:val="en-US" w:eastAsia="zh-CN"/>
+            </w:rPr>
+            <w:fldChar w:fldCharType="separate"/>
+          </w:r>
+          <w:r>
+            <w:rPr>
+              <w:rFonts w:hint="eastAsia"/>
+              <w:lang w:val="en-US" w:eastAsia="zh-CN"/>
+            </w:rPr>
+            <w:t>手动定位SDK路径</w:t>
+          </w:r>
+          <w:r>
+            <w:tab/>
+          </w:r>
+          <w:r>
+            <w:fldChar w:fldCharType="begin"/>
+          </w:r>
+          <w:r>
+            <w:instrText xml:space="preserve"> PAGEREF _Toc7284 \h </w:instrText>
+          </w:r>
+          <w:r>
+            <w:fldChar w:fldCharType="separate"/>
+          </w:r>
+          <w:r>
+            <w:t>12</w:t>
+          </w:r>
+          <w:r>
+            <w:fldChar w:fldCharType="end"/>
+          </w:r>
+          <w:r>
+            <w:rPr>
+              <w:rFonts w:hint="eastAsia"/>
+              <w:lang w:val="en-US" w:eastAsia="zh-CN"/>
+            </w:rPr>
+            <w:fldChar w:fldCharType="end"/>
+          </w:r>
+        </w:p>
+        <w:p>
+          <w:pPr>
+            <w:pStyle w:val="6"/>
+            <w:tabs>
+              <w:tab w:val="right" w:leader="dot" w:pos="8306"/>
+            </w:tabs>
+          </w:pPr>
+          <w:r>
+            <w:rPr>
+              <w:rFonts w:hint="eastAsia"/>
+              <w:lang w:val="en-US" w:eastAsia="zh-CN"/>
+            </w:rPr>
+            <w:fldChar w:fldCharType="begin"/>
+          </w:r>
+          <w:r>
+            <w:rPr>
+              <w:rFonts w:hint="eastAsia"/>
+              <w:lang w:val="en-US" w:eastAsia="zh-CN"/>
+            </w:rPr>
+            <w:instrText xml:space="preserve"> HYPERLINK \l _Toc3272 </w:instrText>
+          </w:r>
+          <w:r>
+            <w:rPr>
+              <w:rFonts w:hint="eastAsia"/>
+              <w:lang w:val="en-US" w:eastAsia="zh-CN"/>
+            </w:rPr>
+            <w:fldChar w:fldCharType="separate"/>
+          </w:r>
+          <w:r>
+            <w:rPr>
+              <w:rFonts w:hint="eastAsia"/>
+              <w:lang w:val="en-US" w:eastAsia="zh-CN"/>
+            </w:rPr>
+            <w:t>打包（仍未成功）</w:t>
+          </w:r>
+          <w:r>
+            <w:tab/>
+          </w:r>
+          <w:r>
+            <w:fldChar w:fldCharType="begin"/>
+          </w:r>
+          <w:r>
+            <w:instrText xml:space="preserve"> PAGEREF _Toc3272 \h </w:instrText>
+          </w:r>
+          <w:r>
+            <w:fldChar w:fldCharType="separate"/>
+          </w:r>
+          <w:r>
+            <w:t>12</w:t>
+          </w:r>
+          <w:r>
+            <w:fldChar w:fldCharType="end"/>
+          </w:r>
+          <w:r>
+            <w:rPr>
+              <w:rFonts w:hint="eastAsia"/>
+              <w:lang w:val="en-US" w:eastAsia="zh-CN"/>
+            </w:rPr>
+            <w:fldChar w:fldCharType="end"/>
+          </w:r>
+        </w:p>
+        <w:p>
+          <w:pPr>
+            <w:pStyle w:val="6"/>
+            <w:tabs>
+              <w:tab w:val="right" w:leader="dot" w:pos="8306"/>
+            </w:tabs>
+          </w:pPr>
+          <w:r>
+            <w:rPr>
+              <w:rFonts w:hint="eastAsia"/>
+              <w:lang w:val="en-US" w:eastAsia="zh-CN"/>
+            </w:rPr>
+            <w:fldChar w:fldCharType="begin"/>
+          </w:r>
+          <w:r>
+            <w:rPr>
+              <w:rFonts w:hint="eastAsia"/>
+              <w:lang w:val="en-US" w:eastAsia="zh-CN"/>
+            </w:rPr>
+            <w:instrText xml:space="preserve"> HYPERLINK \l _Toc28416 </w:instrText>
+          </w:r>
+          <w:r>
+            <w:rPr>
+              <w:rFonts w:hint="eastAsia"/>
+              <w:lang w:val="en-US" w:eastAsia="zh-CN"/>
+            </w:rPr>
+            <w:fldChar w:fldCharType="separate"/>
+          </w:r>
+          <w:r>
+            <w:rPr>
+              <w:rFonts w:hint="eastAsia"/>
+              <w:lang w:val="en-US" w:eastAsia="zh-CN"/>
+            </w:rPr>
+            <w:t>取消启动时的存储权限需求</w:t>
+          </w:r>
+          <w:r>
+            <w:tab/>
+          </w:r>
+          <w:r>
+            <w:fldChar w:fldCharType="begin"/>
+          </w:r>
+          <w:r>
+            <w:instrText xml:space="preserve"> PAGEREF _Toc28416 \h </w:instrText>
+          </w:r>
+          <w:r>
+            <w:fldChar w:fldCharType="separate"/>
+          </w:r>
+          <w:r>
+            <w:t>14</w:t>
+          </w:r>
+          <w:r>
+            <w:fldChar w:fldCharType="end"/>
+          </w:r>
+          <w:r>
+            <w:rPr>
+              <w:rFonts w:hint="eastAsia"/>
+              <w:lang w:val="en-US" w:eastAsia="zh-CN"/>
+            </w:rPr>
+            <w:fldChar w:fldCharType="end"/>
+          </w:r>
+        </w:p>
+        <w:p>
+          <w:pPr>
+            <w:pStyle w:val="6"/>
+            <w:tabs>
+              <w:tab w:val="right" w:leader="dot" w:pos="8306"/>
+            </w:tabs>
+          </w:pPr>
+          <w:r>
+            <w:rPr>
+              <w:rFonts w:hint="eastAsia"/>
+              <w:lang w:val="en-US" w:eastAsia="zh-CN"/>
+            </w:rPr>
+            <w:fldChar w:fldCharType="begin"/>
+          </w:r>
+          <w:r>
+            <w:rPr>
+              <w:rFonts w:hint="eastAsia"/>
+              <w:lang w:val="en-US" w:eastAsia="zh-CN"/>
+            </w:rPr>
+            <w:instrText xml:space="preserve"> HYPERLINK \l _Toc9710 </w:instrText>
+          </w:r>
+          <w:r>
+            <w:rPr>
+              <w:rFonts w:hint="eastAsia"/>
+              <w:lang w:val="en-US" w:eastAsia="zh-CN"/>
+            </w:rPr>
+            <w:fldChar w:fldCharType="separate"/>
+          </w:r>
+          <w:r>
+            <w:rPr>
+              <w:rFonts w:hint="eastAsia"/>
+              <w:lang w:val="en-US" w:eastAsia="zh-CN"/>
+            </w:rPr>
+            <w:t>Android开发快速入门</w:t>
+          </w:r>
+          <w:r>
+            <w:tab/>
+          </w:r>
+          <w:r>
+            <w:fldChar w:fldCharType="begin"/>
+          </w:r>
+          <w:r>
+            <w:instrText xml:space="preserve"> PAGEREF _Toc9710 \h </w:instrText>
+          </w:r>
+          <w:r>
+            <w:fldChar w:fldCharType="separate"/>
+          </w:r>
+          <w:r>
+            <w:t>15</w:t>
+          </w:r>
+          <w:r>
+            <w:fldChar w:fldCharType="end"/>
+          </w:r>
+          <w:r>
+            <w:rPr>
+              <w:rFonts w:hint="eastAsia"/>
+              <w:lang w:val="en-US" w:eastAsia="zh-CN"/>
+            </w:rPr>
+            <w:fldChar w:fldCharType="end"/>
+          </w:r>
+        </w:p>
+        <w:p>
+          <w:pPr>
+            <w:pStyle w:val="7"/>
+            <w:tabs>
+              <w:tab w:val="right" w:leader="dot" w:pos="8306"/>
+            </w:tabs>
+          </w:pPr>
+          <w:r>
+            <w:rPr>
+              <w:rFonts w:hint="eastAsia"/>
+              <w:lang w:val="en-US" w:eastAsia="zh-CN"/>
+            </w:rPr>
+            <w:fldChar w:fldCharType="begin"/>
+          </w:r>
+          <w:r>
+            <w:rPr>
+              <w:rFonts w:hint="eastAsia"/>
+              <w:lang w:val="en-US" w:eastAsia="zh-CN"/>
+            </w:rPr>
+            <w:instrText xml:space="preserve"> HYPERLINK \l _Toc17112 </w:instrText>
+          </w:r>
+          <w:r>
+            <w:rPr>
+              <w:rFonts w:hint="eastAsia"/>
+              <w:lang w:val="en-US" w:eastAsia="zh-CN"/>
+            </w:rPr>
+            <w:fldChar w:fldCharType="separate"/>
+          </w:r>
+          <w:r>
+            <w:rPr>
+              <w:rFonts w:hint="eastAsia"/>
+              <w:lang w:val="en-US" w:eastAsia="zh-CN"/>
+            </w:rPr>
+            <w:t>创建项目</w:t>
+          </w:r>
+          <w:r>
+            <w:tab/>
+          </w:r>
+          <w:r>
+            <w:fldChar w:fldCharType="begin"/>
+          </w:r>
+          <w:r>
+            <w:instrText xml:space="preserve"> PAGEREF _Toc17112 \h </w:instrText>
+          </w:r>
+          <w:r>
+            <w:fldChar w:fldCharType="separate"/>
+          </w:r>
+          <w:r>
+            <w:t>15</w:t>
+          </w:r>
+          <w:r>
+            <w:fldChar w:fldCharType="end"/>
+          </w:r>
+          <w:r>
+            <w:rPr>
+              <w:rFonts w:hint="eastAsia"/>
+              <w:lang w:val="en-US" w:eastAsia="zh-CN"/>
+            </w:rPr>
+            <w:fldChar w:fldCharType="end"/>
+          </w:r>
+        </w:p>
+        <w:p>
+          <w:pPr>
+            <w:pStyle w:val="7"/>
+            <w:tabs>
+              <w:tab w:val="right" w:leader="dot" w:pos="8306"/>
+            </w:tabs>
+          </w:pPr>
+          <w:r>
+            <w:rPr>
+              <w:rFonts w:hint="eastAsia"/>
+              <w:lang w:val="en-US" w:eastAsia="zh-CN"/>
+            </w:rPr>
+            <w:fldChar w:fldCharType="begin"/>
+          </w:r>
+          <w:r>
+            <w:rPr>
+              <w:rFonts w:hint="eastAsia"/>
+              <w:lang w:val="en-US" w:eastAsia="zh-CN"/>
+            </w:rPr>
+            <w:instrText xml:space="preserve"> HYPERLINK \l _Toc22445 </w:instrText>
+          </w:r>
+          <w:r>
+            <w:rPr>
+              <w:rFonts w:hint="eastAsia"/>
+              <w:lang w:val="en-US" w:eastAsia="zh-CN"/>
+            </w:rPr>
+            <w:fldChar w:fldCharType="separate"/>
+          </w:r>
+          <w:r>
+            <w:rPr>
+              <w:rFonts w:hint="eastAsia"/>
+              <w:lang w:val="en-US" w:eastAsia="zh-CN"/>
+            </w:rPr>
+            <w:t>设置用于Android的虚幻编辑器</w:t>
+          </w:r>
+          <w:r>
+            <w:tab/>
+          </w:r>
+          <w:r>
+            <w:fldChar w:fldCharType="begin"/>
+          </w:r>
+          <w:r>
+            <w:instrText xml:space="preserve"> PAGEREF _Toc22445 \h </w:instrText>
+          </w:r>
+          <w:r>
+            <w:fldChar w:fldCharType="separate"/>
+          </w:r>
+          <w:r>
+            <w:t>15</w:t>
+          </w:r>
+          <w:r>
+            <w:fldChar w:fldCharType="end"/>
+          </w:r>
+          <w:r>
+            <w:rPr>
+              <w:rFonts w:hint="eastAsia"/>
+              <w:lang w:val="en-US" w:eastAsia="zh-CN"/>
+            </w:rPr>
+            <w:fldChar w:fldCharType="end"/>
+          </w:r>
+        </w:p>
+        <w:p>
+          <w:pPr>
+            <w:pStyle w:val="7"/>
+            <w:tabs>
+              <w:tab w:val="right" w:leader="dot" w:pos="8306"/>
+            </w:tabs>
+          </w:pPr>
+          <w:r>
+            <w:rPr>
+              <w:rFonts w:hint="eastAsia"/>
+              <w:lang w:val="en-US" w:eastAsia="zh-CN"/>
+            </w:rPr>
+            <w:fldChar w:fldCharType="begin"/>
+          </w:r>
+          <w:r>
+            <w:rPr>
+              <w:rFonts w:hint="eastAsia"/>
+              <w:lang w:val="en-US" w:eastAsia="zh-CN"/>
+            </w:rPr>
+            <w:instrText xml:space="preserve"> HYPERLINK \l _Toc1126 </w:instrText>
+          </w:r>
+          <w:r>
+            <w:rPr>
+              <w:rFonts w:hint="eastAsia"/>
+              <w:lang w:val="en-US" w:eastAsia="zh-CN"/>
+            </w:rPr>
+            <w:fldChar w:fldCharType="separate"/>
+          </w:r>
+          <w:r>
+            <w:rPr>
+              <w:rFonts w:hint="eastAsia"/>
+              <w:lang w:val="en-US" w:eastAsia="zh-CN"/>
+            </w:rPr>
+            <w:t>在PC上运行Android游戏</w:t>
+          </w:r>
+          <w:r>
+            <w:tab/>
+          </w:r>
+          <w:r>
+            <w:fldChar w:fldCharType="begin"/>
+          </w:r>
+          <w:r>
+            <w:instrText xml:space="preserve"> PAGEREF _Toc1126 \h </w:instrText>
+          </w:r>
+          <w:r>
+            <w:fldChar w:fldCharType="separate"/>
+          </w:r>
+          <w:r>
+            <w:t>16</w:t>
+          </w:r>
+          <w:r>
+            <w:fldChar w:fldCharType="end"/>
+          </w:r>
+          <w:r>
+            <w:rPr>
+              <w:rFonts w:hint="eastAsia"/>
+              <w:lang w:val="en-US" w:eastAsia="zh-CN"/>
+            </w:rPr>
+            <w:fldChar w:fldCharType="end"/>
+          </w:r>
+        </w:p>
+        <w:p>
+          <w:pPr>
+            <w:pStyle w:val="7"/>
+            <w:tabs>
+              <w:tab w:val="right" w:leader="dot" w:pos="8306"/>
+            </w:tabs>
+          </w:pPr>
+          <w:r>
+            <w:rPr>
+              <w:rFonts w:hint="eastAsia"/>
+              <w:lang w:val="en-US" w:eastAsia="zh-CN"/>
+            </w:rPr>
+            <w:fldChar w:fldCharType="begin"/>
+          </w:r>
+          <w:r>
+            <w:rPr>
+              <w:rFonts w:hint="eastAsia"/>
+              <w:lang w:val="en-US" w:eastAsia="zh-CN"/>
+            </w:rPr>
+            <w:instrText xml:space="preserve"> HYPERLINK \l _Toc29379 </w:instrText>
+          </w:r>
+          <w:r>
+            <w:rPr>
+              <w:rFonts w:hint="eastAsia"/>
+              <w:lang w:val="en-US" w:eastAsia="zh-CN"/>
+            </w:rPr>
+            <w:fldChar w:fldCharType="separate"/>
+          </w:r>
+          <w:r>
+            <w:rPr>
+              <w:rFonts w:hint="eastAsia"/>
+              <w:lang w:val="en-US" w:eastAsia="zh-CN"/>
+            </w:rPr>
+            <w:t>在手机上运行游戏测试</w:t>
+          </w:r>
+          <w:r>
+            <w:tab/>
+          </w:r>
+          <w:r>
+            <w:fldChar w:fldCharType="begin"/>
+          </w:r>
+          <w:r>
+            <w:instrText xml:space="preserve"> PAGEREF _Toc29379 \h </w:instrText>
+          </w:r>
+          <w:r>
+            <w:fldChar w:fldCharType="separate"/>
+          </w:r>
+          <w:r>
+            <w:t>16</w:t>
+          </w:r>
+          <w:r>
+            <w:fldChar w:fldCharType="end"/>
+          </w:r>
+          <w:r>
+            <w:rPr>
+              <w:rFonts w:hint="eastAsia"/>
+              <w:lang w:val="en-US" w:eastAsia="zh-CN"/>
+            </w:rPr>
+            <w:fldChar w:fldCharType="end"/>
+          </w:r>
+        </w:p>
+        <w:p>
+          <w:pPr>
+            <w:pStyle w:val="6"/>
+            <w:tabs>
+              <w:tab w:val="right" w:leader="dot" w:pos="8306"/>
+            </w:tabs>
+          </w:pPr>
+          <w:r>
+            <w:rPr>
+              <w:rFonts w:hint="eastAsia"/>
+              <w:lang w:val="en-US" w:eastAsia="zh-CN"/>
+            </w:rPr>
+            <w:fldChar w:fldCharType="begin"/>
+          </w:r>
+          <w:r>
+            <w:rPr>
+              <w:rFonts w:hint="eastAsia"/>
+              <w:lang w:val="en-US" w:eastAsia="zh-CN"/>
+            </w:rPr>
+            <w:instrText xml:space="preserve"> HYPERLINK \l _Toc26496 </w:instrText>
+          </w:r>
+          <w:r>
+            <w:rPr>
+              <w:rFonts w:hint="eastAsia"/>
+              <w:lang w:val="en-US" w:eastAsia="zh-CN"/>
+            </w:rPr>
+            <w:fldChar w:fldCharType="separate"/>
+          </w:r>
+          <w:r>
+            <w:rPr>
+              <w:rFonts w:hint="eastAsia"/>
+              <w:lang w:val="en-US" w:eastAsia="zh-CN"/>
+            </w:rPr>
+            <w:t>Android平台支持</w:t>
+          </w:r>
+          <w:r>
+            <w:tab/>
+          </w:r>
+          <w:r>
+            <w:fldChar w:fldCharType="begin"/>
+          </w:r>
+          <w:r>
+            <w:instrText xml:space="preserve"> PAGEREF _Toc26496 \h </w:instrText>
+          </w:r>
+          <w:r>
+            <w:fldChar w:fldCharType="separate"/>
+          </w:r>
+          <w:r>
+            <w:t>17</w:t>
+          </w:r>
+          <w:r>
+            <w:fldChar w:fldCharType="end"/>
+          </w:r>
+          <w:r>
+            <w:rPr>
+              <w:rFonts w:hint="eastAsia"/>
+              <w:lang w:val="en-US" w:eastAsia="zh-CN"/>
+            </w:rPr>
+            <w:fldChar w:fldCharType="end"/>
+          </w:r>
+        </w:p>
+        <w:p>
+          <w:pPr>
+            <w:pStyle w:val="6"/>
+            <w:tabs>
+              <w:tab w:val="right" w:leader="dot" w:pos="8306"/>
+            </w:tabs>
+          </w:pPr>
+          <w:r>
+            <w:rPr>
+              <w:rFonts w:hint="eastAsia"/>
+              <w:lang w:val="en-US" w:eastAsia="zh-CN"/>
+            </w:rPr>
+            <w:fldChar w:fldCharType="begin"/>
+          </w:r>
+          <w:r>
+            <w:rPr>
+              <w:rFonts w:hint="eastAsia"/>
+              <w:lang w:val="en-US" w:eastAsia="zh-CN"/>
+            </w:rPr>
+            <w:instrText xml:space="preserve"> HYPERLINK \l _Toc12663 </w:instrText>
+          </w:r>
+          <w:r>
+            <w:rPr>
+              <w:rFonts w:hint="eastAsia"/>
+              <w:lang w:val="en-US" w:eastAsia="zh-CN"/>
+            </w:rPr>
+            <w:fldChar w:fldCharType="separate"/>
+          </w:r>
+          <w:r>
+            <w:rPr>
+              <w:rFonts w:hint="eastAsia"/>
+              <w:lang w:val="en-US" w:eastAsia="zh-CN"/>
+            </w:rPr>
+            <w:t>打包和发布</w:t>
+          </w:r>
+          <w:r>
+            <w:tab/>
+          </w:r>
+          <w:r>
+            <w:fldChar w:fldCharType="begin"/>
+          </w:r>
+          <w:r>
+            <w:instrText xml:space="preserve"> PAGEREF _Toc12663 \h </w:instrText>
+          </w:r>
+          <w:r>
+            <w:fldChar w:fldCharType="separate"/>
+          </w:r>
+          <w:r>
+            <w:t>18</w:t>
+          </w:r>
+          <w:r>
+            <w:fldChar w:fldCharType="end"/>
+          </w:r>
+          <w:r>
+            <w:rPr>
+              <w:rFonts w:hint="eastAsia"/>
+              <w:lang w:val="en-US" w:eastAsia="zh-CN"/>
+            </w:rPr>
+            <w:fldChar w:fldCharType="end"/>
+          </w:r>
+        </w:p>
+        <w:p>
+          <w:pPr>
+            <w:bidi w:val="0"/>
+            <w:rPr>
+              <w:rFonts w:hint="eastAsia"/>
+              <w:lang w:val="en-US" w:eastAsia="zh-CN"/>
+            </w:rPr>
+          </w:pPr>
+          <w:r>
+            <w:rPr>
+              <w:rFonts w:hint="eastAsia"/>
+              <w:lang w:val="en-US" w:eastAsia="zh-CN"/>
+            </w:rPr>
+            <w:fldChar w:fldCharType="end"/>
+          </w:r>
+        </w:p>
+      </w:sdtContent>
+    </w:sdt>
+    <w:p>
+      <w:pPr>
+        <w:bidi w:val="0"/>
+        <w:rPr>
+          <w:rFonts w:hint="eastAsia"/>
+          <w:lang w:val="en-US" w:eastAsia="zh-CN"/>
+        </w:rPr>
+      </w:pPr>
+    </w:p>
+    <w:p>
+      <w:pPr>
+        <w:bidi w:val="0"/>
+        <w:rPr>
+          <w:rFonts w:hint="eastAsia"/>
+          <w:lang w:val="en-US" w:eastAsia="zh-CN"/>
+        </w:rPr>
+      </w:pPr>
+    </w:p>
+    <w:p>
+      <w:pPr>
+        <w:bidi w:val="0"/>
+        <w:rPr>
+          <w:rFonts w:hint="eastAsia"/>
+          <w:lang w:val="en-US" w:eastAsia="zh-CN"/>
+        </w:rPr>
+      </w:pPr>
+    </w:p>
+    <w:p>
+      <w:pPr>
+        <w:bidi w:val="0"/>
+        <w:rPr>
+          <w:rFonts w:hint="eastAsia"/>
+          <w:lang w:val="en-US" w:eastAsia="zh-CN"/>
+        </w:rPr>
+      </w:pPr>
+    </w:p>
+    <w:p>
+      <w:pPr>
+        <w:bidi w:val="0"/>
+        <w:rPr>
+          <w:rFonts w:hint="eastAsia"/>
+          <w:lang w:val="en-US" w:eastAsia="zh-CN"/>
+        </w:rPr>
+      </w:pPr>
+    </w:p>
+    <w:p>
+      <w:pPr>
+        <w:bidi w:val="0"/>
+        <w:rPr>
+          <w:rFonts w:hint="eastAsia"/>
+          <w:lang w:val="en-US" w:eastAsia="zh-CN"/>
+        </w:rPr>
+      </w:pPr>
+    </w:p>
+    <w:p>
+      <w:pPr>
+        <w:bidi w:val="0"/>
+        <w:rPr>
+          <w:rFonts w:hint="eastAsia"/>
+          <w:lang w:val="en-US" w:eastAsia="zh-CN"/>
+        </w:rPr>
+      </w:pPr>
+    </w:p>
+    <w:p>
+      <w:pPr>
+        <w:bidi w:val="0"/>
+        <w:rPr>
+          <w:rFonts w:hint="eastAsia"/>
+          <w:lang w:val="en-US" w:eastAsia="zh-CN"/>
+        </w:rPr>
+      </w:pPr>
+    </w:p>
+    <w:p>
+      <w:pPr>
+        <w:bidi w:val="0"/>
+        <w:rPr>
+          <w:rFonts w:hint="eastAsia"/>
+          <w:lang w:val="en-US" w:eastAsia="zh-CN"/>
+        </w:rPr>
+      </w:pPr>
+    </w:p>
+    <w:p>
+      <w:pPr>
+        <w:bidi w:val="0"/>
+        <w:rPr>
+          <w:rFonts w:hint="eastAsia"/>
+          <w:lang w:val="en-US" w:eastAsia="zh-CN"/>
+        </w:rPr>
+      </w:pPr>
+    </w:p>
+    <w:p>
+      <w:pPr>
+        <w:bidi w:val="0"/>
+        <w:rPr>
+          <w:rFonts w:hint="eastAsia"/>
+          <w:lang w:val="en-US" w:eastAsia="zh-CN"/>
+        </w:rPr>
+      </w:pPr>
+    </w:p>
+    <w:p>
+      <w:pPr>
+        <w:bidi w:val="0"/>
+        <w:rPr>
+          <w:rFonts w:hint="eastAsia"/>
+          <w:lang w:val="en-US" w:eastAsia="zh-CN"/>
+        </w:rPr>
+      </w:pPr>
+    </w:p>
+    <w:p>
+      <w:pPr>
+        <w:bidi w:val="0"/>
+        <w:rPr>
+          <w:rFonts w:hint="eastAsia"/>
+          <w:lang w:val="en-US" w:eastAsia="zh-CN"/>
+        </w:rPr>
+      </w:pPr>
+    </w:p>
+    <w:p>
+      <w:pPr>
+        <w:bidi w:val="0"/>
+        <w:rPr>
+          <w:rFonts w:hint="eastAsia"/>
+          <w:lang w:val="en-US" w:eastAsia="zh-CN"/>
+        </w:rPr>
+      </w:pPr>
+    </w:p>
+    <w:p>
+      <w:pPr>
+        <w:bidi w:val="0"/>
+        <w:rPr>
+          <w:rFonts w:hint="eastAsia"/>
+          <w:lang w:val="en-US" w:eastAsia="zh-CN"/>
+        </w:rPr>
+      </w:pPr>
+    </w:p>
+    <w:p>
+      <w:pPr>
         <w:pStyle w:val="3"/>
         <w:bidi w:val="0"/>
         <w:rPr>
@@ -11,6 +1703,7 @@
           <w:lang w:val="en-US" w:eastAsia="zh-CN"/>
         </w:rPr>
       </w:pPr>
+      <w:bookmarkStart w:id="0" w:name="_Toc27071"/>
       <w:r>
         <w:rPr>
           <w:rFonts w:hint="eastAsia"/>
@@ -18,6 +1711,7 @@
         </w:rPr>
         <w:t>参考文档</w:t>
       </w:r>
+      <w:bookmarkEnd w:id="0"/>
     </w:p>
     <w:p>
       <w:pPr>
@@ -49,11 +1743,11 @@
       </w:r>
       <w:r>
         <w:rPr>
-          <w:rStyle w:val="8"/>
-          <w:rFonts w:hint="eastAsia"/>
-          <w:lang w:val="en-US" w:eastAsia="zh-CN"/>
-        </w:rPr>
-        <w:t>https://www.bilibili.com/video/BV1Qs421P7CF/?spm_id_from=333.337.search-card.all.click&amp;vd_source=79fbe818ff96aae3677e123f0374bd91</w:t>
+          <w:rStyle w:val="12"/>
+          <w:rFonts w:hint="eastAsia"/>
+          <w:lang w:val="en-US" w:eastAsia="zh-CN"/>
+        </w:rPr>
+        <w:t>https://www.bilibili.com/video/BV1Qs421P7CF/</w:t>
       </w:r>
       <w:r>
         <w:rPr>
@@ -62,14 +1756,6 @@
         </w:rPr>
         <w:fldChar w:fldCharType="end"/>
       </w:r>
-    </w:p>
-    <w:p>
-      <w:pPr>
-        <w:rPr>
-          <w:rFonts w:hint="eastAsia"/>
-          <w:lang w:val="en-US" w:eastAsia="zh-CN"/>
-        </w:rPr>
-      </w:pPr>
     </w:p>
     <w:p>
       <w:pPr>
@@ -80,12 +1766,29 @@
           <w:lang w:val="en-US" w:eastAsia="zh-CN"/>
         </w:rPr>
       </w:pPr>
+      <w:bookmarkStart w:id="1" w:name="_Toc602"/>
       <w:r>
         <w:rPr>
           <w:rFonts w:hint="eastAsia"/>
           <w:lang w:val="en-US" w:eastAsia="zh-CN"/>
         </w:rPr>
         <w:t>前言</w:t>
+      </w:r>
+      <w:bookmarkEnd w:id="1"/>
+    </w:p>
+    <w:p>
+      <w:pPr>
+        <w:rPr>
+          <w:rFonts w:hint="default"/>
+          <w:lang w:val="en-US" w:eastAsia="zh-CN"/>
+        </w:rPr>
+      </w:pPr>
+      <w:r>
+        <w:rPr>
+          <w:rFonts w:hint="eastAsia"/>
+          <w:lang w:val="en-US" w:eastAsia="zh-CN"/>
+        </w:rPr>
+        <w:t>适用版本为UE5.4.4</w:t>
       </w:r>
     </w:p>
     <w:p>
@@ -142,6 +1845,7 @@
           <w:lang w:val="en-US" w:eastAsia="zh-CN"/>
         </w:rPr>
       </w:pPr>
+      <w:bookmarkStart w:id="2" w:name="_Toc23865"/>
       <w:r>
         <w:rPr>
           <w:rFonts w:hint="eastAsia"/>
@@ -149,6 +1853,7 @@
         </w:rPr>
         <w:t>设置Android设备</w:t>
       </w:r>
+      <w:bookmarkEnd w:id="2"/>
     </w:p>
     <w:p>
       <w:pPr>
@@ -387,77 +2092,6 @@
     <w:p>
       <w:pPr>
         <w:rPr>
-          <w:rFonts w:hint="eastAsia"/>
-          <w:lang w:val="en-US" w:eastAsia="zh-CN"/>
-        </w:rPr>
-      </w:pPr>
-    </w:p>
-    <w:p>
-      <w:pPr>
-        <w:rPr>
-          <w:rFonts w:hint="eastAsia"/>
-          <w:lang w:val="en-US" w:eastAsia="zh-CN"/>
-        </w:rPr>
-      </w:pPr>
-    </w:p>
-    <w:p>
-      <w:pPr>
-        <w:rPr>
-          <w:rFonts w:hint="eastAsia"/>
-          <w:lang w:val="en-US" w:eastAsia="zh-CN"/>
-        </w:rPr>
-      </w:pPr>
-    </w:p>
-    <w:p>
-      <w:pPr>
-        <w:rPr>
-          <w:rFonts w:hint="eastAsia"/>
-          <w:lang w:val="en-US" w:eastAsia="zh-CN"/>
-        </w:rPr>
-      </w:pPr>
-      <w:r>
-        <w:rPr>
-          <w:rFonts w:hint="eastAsia"/>
-          <w:lang w:val="en-US" w:eastAsia="zh-CN"/>
-        </w:rPr>
-        <w:br w:type="page"/>
-      </w:r>
-    </w:p>
-    <w:p>
-      <w:pPr>
-        <w:rPr>
-          <w:rFonts w:hint="eastAsia"/>
-          <w:lang w:val="en-US" w:eastAsia="zh-CN"/>
-        </w:rPr>
-      </w:pPr>
-    </w:p>
-    <w:p>
-      <w:pPr>
-        <w:rPr>
-          <w:rFonts w:hint="default"/>
-          <w:lang w:val="en-US" w:eastAsia="zh-CN"/>
-        </w:rPr>
-      </w:pPr>
-    </w:p>
-    <w:p>
-      <w:pPr>
-        <w:rPr>
-          <w:rFonts w:hint="default"/>
-          <w:lang w:val="en-US" w:eastAsia="zh-CN"/>
-        </w:rPr>
-      </w:pPr>
-    </w:p>
-    <w:p>
-      <w:pPr>
-        <w:rPr>
-          <w:rFonts w:hint="default"/>
-          <w:lang w:val="en-US" w:eastAsia="zh-CN"/>
-        </w:rPr>
-      </w:pPr>
-    </w:p>
-    <w:p>
-      <w:pPr>
-        <w:rPr>
           <w:rFonts w:hint="default"/>
           <w:lang w:val="en-US" w:eastAsia="zh-CN"/>
         </w:rPr>
@@ -495,6 +2129,7 @@
           <w:lang w:val="en-US" w:eastAsia="zh-CN"/>
         </w:rPr>
       </w:pPr>
+      <w:bookmarkStart w:id="3" w:name="_Toc14520"/>
       <w:r>
         <w:rPr>
           <w:rFonts w:hint="eastAsia"/>
@@ -502,6 +2137,7 @@
         </w:rPr>
         <w:t>设置Android SDK &amp;&amp; NDK</w:t>
       </w:r>
+      <w:bookmarkEnd w:id="3"/>
     </w:p>
     <w:p>
       <w:pPr>
@@ -557,6 +2193,7 @@
           <w:lang w:val="en-US" w:eastAsia="zh-CN"/>
         </w:rPr>
       </w:pPr>
+      <w:bookmarkStart w:id="4" w:name="_Toc4948"/>
       <w:r>
         <w:rPr>
           <w:rFonts w:hint="eastAsia"/>
@@ -564,6 +2201,7 @@
         </w:rPr>
         <w:t>官网方式下载</w:t>
       </w:r>
+      <w:bookmarkEnd w:id="4"/>
     </w:p>
     <w:p>
       <w:pPr>
@@ -595,7 +2233,7 @@
       </w:r>
       <w:r>
         <w:rPr>
-          <w:rStyle w:val="8"/>
+          <w:rStyle w:val="12"/>
           <w:rFonts w:hint="default"/>
           <w:lang w:val="en-US" w:eastAsia="zh-CN"/>
         </w:rPr>
@@ -1333,6 +2971,7 @@
           <w:lang w:val="en-US" w:eastAsia="zh-CN"/>
         </w:rPr>
       </w:pPr>
+      <w:bookmarkStart w:id="5" w:name="_Toc26601"/>
       <w:r>
         <w:rPr>
           <w:rFonts w:hint="eastAsia"/>
@@ -1340,6 +2979,7 @@
         </w:rPr>
         <w:t>配置NDK</w:t>
       </w:r>
+      <w:bookmarkEnd w:id="5"/>
     </w:p>
     <w:p>
       <w:pPr>
@@ -1636,6 +3276,7 @@
           <w:lang w:val="en-US" w:eastAsia="zh-CN"/>
         </w:rPr>
       </w:pPr>
+      <w:bookmarkStart w:id="6" w:name="_Toc31196"/>
       <w:r>
         <w:rPr>
           <w:rFonts w:hint="eastAsia"/>
@@ -1643,6 +3284,7 @@
         </w:rPr>
         <w:t>设置Android SDK和NDK②</w:t>
       </w:r>
+      <w:bookmarkEnd w:id="6"/>
     </w:p>
     <w:p>
       <w:pPr>
@@ -1683,6 +3325,7 @@
           <w:lang w:val="en-US" w:eastAsia="zh-CN"/>
         </w:rPr>
       </w:pPr>
+      <w:bookmarkStart w:id="7" w:name="_Toc7711"/>
       <w:r>
         <w:rPr>
           <w:rFonts w:hint="eastAsia"/>
@@ -1690,6 +3333,7 @@
         </w:rPr>
         <w:t>推荐设置</w:t>
       </w:r>
+      <w:bookmarkEnd w:id="7"/>
     </w:p>
     <w:p>
       <w:pPr>
@@ -1730,6 +3374,7 @@
           <w:lang w:val="en-US" w:eastAsia="zh-CN"/>
         </w:rPr>
       </w:pPr>
+      <w:bookmarkStart w:id="8" w:name="_Toc18284"/>
       <w:r>
         <w:rPr>
           <w:rFonts w:hint="eastAsia"/>
@@ -1737,6 +3382,7 @@
         </w:rPr>
         <w:t>安装Android Studio</w:t>
       </w:r>
+      <w:bookmarkEnd w:id="8"/>
     </w:p>
     <w:p>
       <w:pPr>
@@ -1762,6 +3408,7 @@
           <w:lang w:val="en-US" w:eastAsia="zh-CN"/>
         </w:rPr>
       </w:pPr>
+      <w:bookmarkStart w:id="9" w:name="_Toc23543"/>
       <w:r>
         <w:rPr>
           <w:rFonts w:hint="eastAsia"/>
@@ -1769,6 +3416,7 @@
         </w:rPr>
         <w:t>设置Android SDK Manager</w:t>
       </w:r>
+      <w:bookmarkEnd w:id="9"/>
     </w:p>
     <w:p>
       <w:pPr>
@@ -1971,6 +3619,7 @@
           <w:lang w:val="en-US" w:eastAsia="zh-CN"/>
         </w:rPr>
       </w:pPr>
+      <w:bookmarkStart w:id="10" w:name="_Toc13553"/>
       <w:r>
         <w:rPr>
           <w:rFonts w:hint="eastAsia"/>
@@ -1978,6 +3627,7 @@
         </w:rPr>
         <w:t>环境变量</w:t>
       </w:r>
+      <w:bookmarkEnd w:id="10"/>
     </w:p>
     <w:p>
       <w:pPr>
@@ -2120,6 +3770,7 @@
           <w:lang w:val="en-US" w:eastAsia="zh-CN"/>
         </w:rPr>
       </w:pPr>
+      <w:bookmarkStart w:id="11" w:name="_Toc20063"/>
       <w:r>
         <w:rPr>
           <w:rFonts w:hint="eastAsia"/>
@@ -2127,6 +3778,7 @@
         </w:rPr>
         <w:t>运行Setup Android脚本</w:t>
       </w:r>
+      <w:bookmarkEnd w:id="11"/>
     </w:p>
     <w:p>
       <w:pPr>
@@ -2295,7 +3947,7 @@
       </w:r>
       <w:r>
         <w:rPr>
-          <w:rStyle w:val="8"/>
+          <w:rStyle w:val="12"/>
           <w:rFonts w:hint="eastAsia"/>
           <w:lang w:val="en-US" w:eastAsia="zh-CN"/>
         </w:rPr>
@@ -2318,6 +3970,7 @@
           <w:lang w:val="en-US" w:eastAsia="zh-CN"/>
         </w:rPr>
       </w:pPr>
+      <w:bookmarkStart w:id="12" w:name="_Toc7284"/>
       <w:r>
         <w:rPr>
           <w:rFonts w:hint="eastAsia"/>
@@ -2325,6 +3978,7 @@
         </w:rPr>
         <w:t>手动定位SDK路径</w:t>
       </w:r>
+      <w:bookmarkEnd w:id="12"/>
     </w:p>
     <w:p>
       <w:pPr>
@@ -2371,7 +4025,7 @@
       </w:r>
       <w:r>
         <w:rPr>
-          <w:rStyle w:val="9"/>
+          <w:rStyle w:val="13"/>
           <w:rFonts w:hint="eastAsia"/>
           <w:lang w:val="en-US" w:eastAsia="zh-CN"/>
         </w:rPr>
@@ -2466,6 +4120,7 @@
           <w:lang w:val="en-US" w:eastAsia="zh-CN"/>
         </w:rPr>
       </w:pPr>
+      <w:bookmarkStart w:id="13" w:name="_Toc3272"/>
       <w:r>
         <w:rPr>
           <w:rFonts w:hint="eastAsia"/>
@@ -2473,6 +4128,7 @@
         </w:rPr>
         <w:t>打包（仍未成功）</w:t>
       </w:r>
+      <w:bookmarkEnd w:id="13"/>
     </w:p>
     <w:p>
       <w:pPr>
@@ -2987,7 +4643,7 @@
       </w:r>
       <w:r>
         <w:rPr>
-          <w:rStyle w:val="9"/>
+          <w:rStyle w:val="13"/>
           <w:rFonts w:hint="eastAsia"/>
           <w:lang w:val="en-US" w:eastAsia="zh-CN"/>
         </w:rPr>
@@ -3287,6 +4943,7 @@
           <w:lang w:val="en-US" w:eastAsia="zh-CN"/>
         </w:rPr>
       </w:pPr>
+      <w:bookmarkStart w:id="14" w:name="_Toc28416"/>
       <w:r>
         <w:rPr>
           <w:rFonts w:hint="eastAsia"/>
@@ -3294,6 +4951,7 @@
         </w:rPr>
         <w:t>取消启动时的存储权限需求</w:t>
       </w:r>
+      <w:bookmarkEnd w:id="14"/>
     </w:p>
     <w:p>
       <w:pPr>
@@ -3325,7 +4983,7 @@
       </w:r>
       <w:r>
         <w:rPr>
-          <w:rStyle w:val="9"/>
+          <w:rStyle w:val="13"/>
           <w:rFonts w:hint="default"/>
           <w:lang w:val="en-US" w:eastAsia="zh-CN"/>
         </w:rPr>
@@ -3425,6 +5083,7 @@
           <w:lang w:val="en-US" w:eastAsia="zh-CN"/>
         </w:rPr>
       </w:pPr>
+      <w:bookmarkStart w:id="15" w:name="_Toc9710"/>
       <w:r>
         <w:rPr>
           <w:rFonts w:hint="eastAsia"/>
@@ -3432,6 +5091,7 @@
         </w:rPr>
         <w:t>Android开发快速入门</w:t>
       </w:r>
+      <w:bookmarkEnd w:id="15"/>
     </w:p>
     <w:p>
       <w:pPr>
@@ -3457,6 +5117,7 @@
           <w:lang w:val="en-US" w:eastAsia="zh-CN"/>
         </w:rPr>
       </w:pPr>
+      <w:bookmarkStart w:id="16" w:name="_Toc17112"/>
       <w:r>
         <w:rPr>
           <w:rFonts w:hint="eastAsia"/>
@@ -3464,6 +5125,7 @@
         </w:rPr>
         <w:t>创建项目</w:t>
       </w:r>
+      <w:bookmarkEnd w:id="16"/>
     </w:p>
     <w:p>
       <w:pPr>
@@ -3618,6 +5280,7 @@
           <w:lang w:val="en-US" w:eastAsia="zh-CN"/>
         </w:rPr>
       </w:pPr>
+      <w:bookmarkStart w:id="17" w:name="_Toc22445"/>
       <w:r>
         <w:rPr>
           <w:rFonts w:hint="eastAsia"/>
@@ -3625,6 +5288,7 @@
         </w:rPr>
         <w:t>设置用于Android的虚幻编辑器</w:t>
       </w:r>
+      <w:bookmarkEnd w:id="17"/>
     </w:p>
     <w:p>
       <w:pPr>
@@ -3721,6 +5385,7 @@
           <w:lang w:val="en-US" w:eastAsia="zh-CN"/>
         </w:rPr>
       </w:pPr>
+      <w:bookmarkStart w:id="18" w:name="_Toc1126"/>
       <w:r>
         <w:rPr>
           <w:rFonts w:hint="eastAsia"/>
@@ -3728,6 +5393,7 @@
         </w:rPr>
         <w:t>在PC上运行Android游戏</w:t>
       </w:r>
+      <w:bookmarkEnd w:id="18"/>
     </w:p>
     <w:p>
       <w:r>
@@ -3783,6 +5449,7 @@
           <w:lang w:val="en-US" w:eastAsia="zh-CN"/>
         </w:rPr>
       </w:pPr>
+      <w:bookmarkStart w:id="19" w:name="_Toc29379"/>
       <w:r>
         <w:rPr>
           <w:rFonts w:hint="eastAsia"/>
@@ -3790,6 +5457,7 @@
         </w:rPr>
         <w:t>在手机上运行游戏测试</w:t>
       </w:r>
+      <w:bookmarkEnd w:id="19"/>
     </w:p>
     <w:p>
       <w:pPr>
@@ -3955,7 +5623,7 @@
       </w:r>
       <w:r>
         <w:rPr>
-          <w:rStyle w:val="8"/>
+          <w:rStyle w:val="12"/>
           <w:rFonts w:hint="eastAsia"/>
           <w:lang w:val="en-US" w:eastAsia="zh-CN"/>
         </w:rPr>
@@ -4098,6 +5766,7 @@
           <w:lang w:val="en-US" w:eastAsia="zh-CN"/>
         </w:rPr>
       </w:pPr>
+      <w:bookmarkStart w:id="20" w:name="_Toc26496"/>
       <w:r>
         <w:rPr>
           <w:rFonts w:hint="eastAsia"/>
@@ -4105,6 +5774,7 @@
         </w:rPr>
         <w:t>Android平台支持</w:t>
       </w:r>
+      <w:bookmarkEnd w:id="20"/>
     </w:p>
     <w:p>
       <w:pPr>
@@ -4136,7 +5806,7 @@
       </w:r>
       <w:r>
         <w:rPr>
-          <w:rStyle w:val="9"/>
+          <w:rStyle w:val="13"/>
           <w:rFonts w:hint="default"/>
           <w:lang w:val="en-US" w:eastAsia="zh-CN"/>
         </w:rPr>
@@ -4205,6 +5875,7 @@
           <w:lang w:val="en-US" w:eastAsia="zh-CN"/>
         </w:rPr>
       </w:pPr>
+      <w:bookmarkStart w:id="21" w:name="_Toc12663"/>
       <w:r>
         <w:rPr>
           <w:rFonts w:hint="eastAsia"/>
@@ -4212,6 +5883,7 @@
         </w:rPr>
         <w:t>打包和发布</w:t>
       </w:r>
+      <w:bookmarkEnd w:id="21"/>
     </w:p>
     <w:p>
       <w:pPr>
@@ -4243,7 +5915,7 @@
       </w:r>
       <w:r>
         <w:rPr>
-          <w:rStyle w:val="9"/>
+          <w:rStyle w:val="13"/>
           <w:rFonts w:hint="eastAsia"/>
           <w:lang w:val="en-US" w:eastAsia="zh-CN"/>
         </w:rPr>
@@ -4309,8 +5981,1505 @@
           <w:lang w:val="en-US" w:eastAsia="zh-CN"/>
         </w:rPr>
       </w:pPr>
-      <w:bookmarkStart w:id="0" w:name="_GoBack"/>
-      <w:bookmarkEnd w:id="0"/>
+    </w:p>
+    <w:p>
+      <w:pPr>
+        <w:rPr>
+          <w:rFonts w:hint="eastAsia"/>
+          <w:lang w:val="en-US" w:eastAsia="zh-CN"/>
+        </w:rPr>
+      </w:pPr>
+    </w:p>
+    <w:p>
+      <w:pPr>
+        <w:rPr>
+          <w:rFonts w:hint="eastAsia"/>
+          <w:lang w:val="en-US" w:eastAsia="zh-CN"/>
+        </w:rPr>
+      </w:pPr>
+    </w:p>
+    <w:p>
+      <w:pPr>
+        <w:rPr>
+          <w:rFonts w:hint="eastAsia"/>
+          <w:lang w:val="en-US" w:eastAsia="zh-CN"/>
+        </w:rPr>
+      </w:pPr>
+    </w:p>
+    <w:p>
+      <w:pPr>
+        <w:rPr>
+          <w:rFonts w:hint="eastAsia"/>
+          <w:lang w:val="en-US" w:eastAsia="zh-CN"/>
+        </w:rPr>
+      </w:pPr>
+    </w:p>
+    <w:p>
+      <w:pPr>
+        <w:rPr>
+          <w:rFonts w:hint="eastAsia"/>
+          <w:lang w:val="en-US" w:eastAsia="zh-CN"/>
+        </w:rPr>
+      </w:pPr>
+    </w:p>
+    <w:p>
+      <w:pPr>
+        <w:rPr>
+          <w:rFonts w:hint="eastAsia"/>
+          <w:lang w:val="en-US" w:eastAsia="zh-CN"/>
+        </w:rPr>
+      </w:pPr>
+    </w:p>
+    <w:p>
+      <w:pPr>
+        <w:pStyle w:val="2"/>
+        <w:bidi w:val="0"/>
+        <w:rPr>
+          <w:rFonts w:hint="eastAsia"/>
+          <w:lang w:val="en-US" w:eastAsia="zh-CN"/>
+        </w:rPr>
+      </w:pPr>
+      <w:r>
+        <w:rPr>
+          <w:rFonts w:hint="eastAsia"/>
+          <w:lang w:val="en-US" w:eastAsia="zh-CN"/>
+        </w:rPr>
+        <w:t>UE5.4.4官网方式</w:t>
+      </w:r>
+    </w:p>
+    <w:p>
+      <w:pPr>
+        <w:rPr>
+          <w:rFonts w:hint="eastAsia"/>
+          <w:lang w:val="en-US" w:eastAsia="zh-CN"/>
+        </w:rPr>
+      </w:pPr>
+      <w:r>
+        <w:rPr>
+          <w:rFonts w:hint="eastAsia"/>
+          <w:lang w:val="en-US" w:eastAsia="zh-CN"/>
+        </w:rPr>
+        <w:t>要使用本安装指南，你必须安装虚幻引擎5.4或更高版本。Android Turnkey安装过程在UE 5.3或更低版本中不可用。</w:t>
+      </w:r>
+    </w:p>
+    <w:p>
+      <w:pPr>
+        <w:pStyle w:val="3"/>
+        <w:bidi w:val="0"/>
+        <w:rPr>
+          <w:rFonts w:hint="eastAsia"/>
+          <w:lang w:val="en-US" w:eastAsia="zh-CN"/>
+        </w:rPr>
+      </w:pPr>
+      <w:r>
+        <w:rPr>
+          <w:rFonts w:hint="eastAsia"/>
+          <w:lang w:val="en-US" w:eastAsia="zh-CN"/>
+        </w:rPr>
+        <w:t>设置AndroidSDK和NDK</w:t>
+      </w:r>
+    </w:p>
+    <w:p>
+      <w:pPr>
+        <w:rPr>
+          <w:rFonts w:hint="default"/>
+          <w:lang w:val="en-US" w:eastAsia="zh-CN"/>
+        </w:rPr>
+      </w:pPr>
+      <w:r>
+        <w:rPr>
+          <w:rFonts w:hint="default"/>
+          <w:lang w:val="en-US" w:eastAsia="zh-CN"/>
+        </w:rPr>
+        <w:t>虚幻引擎（UE）使用 Android Studio 和 Android SDK命令行工具 下载并安装在开发Android项目时所需的Android SDK组件。</w:t>
+      </w:r>
+    </w:p>
+    <w:p>
+      <w:pPr>
+        <w:rPr>
+          <w:rFonts w:hint="default"/>
+          <w:b w:val="0"/>
+          <w:bCs w:val="0"/>
+          <w:lang w:val="en-US" w:eastAsia="zh-CN"/>
+        </w:rPr>
+      </w:pPr>
+      <w:r>
+        <w:rPr>
+          <w:rFonts w:hint="default"/>
+          <w:b/>
+          <w:bCs/>
+          <w:lang w:val="en-US" w:eastAsia="zh-CN"/>
+        </w:rPr>
+        <w:t>安装摘要</w:t>
+      </w:r>
+      <w:r>
+        <w:rPr>
+          <w:rFonts w:hint="eastAsia"/>
+          <w:b w:val="0"/>
+          <w:bCs w:val="0"/>
+          <w:lang w:val="en-US" w:eastAsia="zh-CN"/>
+        </w:rPr>
+        <w:t>：</w:t>
+      </w:r>
+    </w:p>
+    <w:p>
+      <w:pPr>
+        <w:rPr>
+          <w:rFonts w:hint="default"/>
+          <w:lang w:val="en-US" w:eastAsia="zh-CN"/>
+        </w:rPr>
+      </w:pPr>
+      <w:r>
+        <w:rPr>
+          <w:rFonts w:hint="default"/>
+          <w:lang w:val="en-US" w:eastAsia="zh-CN"/>
+        </w:rPr>
+        <w:t>要安装Android SDK，请执行以下步骤：</w:t>
+      </w:r>
+    </w:p>
+    <w:p>
+      <w:pPr>
+        <w:rPr>
+          <w:rFonts w:hint="default"/>
+          <w:lang w:val="en-US" w:eastAsia="zh-CN"/>
+        </w:rPr>
+      </w:pPr>
+      <w:r>
+        <w:rPr>
+          <w:rFonts w:hint="eastAsia"/>
+          <w:lang w:val="en-US" w:eastAsia="zh-CN"/>
+        </w:rPr>
+        <w:t>1.</w:t>
+      </w:r>
+      <w:r>
+        <w:rPr>
+          <w:rFonts w:hint="default"/>
+          <w:lang w:val="en-US" w:eastAsia="zh-CN"/>
+        </w:rPr>
+        <w:t>运行 Turnkey 以自动下载并安装所需的Android Studio版本。</w:t>
+      </w:r>
+    </w:p>
+    <w:p>
+      <w:pPr>
+        <w:rPr>
+          <w:rFonts w:hint="default"/>
+          <w:lang w:val="en-US" w:eastAsia="zh-CN"/>
+        </w:rPr>
+      </w:pPr>
+      <w:r>
+        <w:rPr>
+          <w:rFonts w:hint="eastAsia"/>
+          <w:lang w:val="en-US" w:eastAsia="zh-CN"/>
+        </w:rPr>
+        <w:t>2.</w:t>
+      </w:r>
+      <w:r>
+        <w:rPr>
+          <w:rFonts w:hint="default"/>
+          <w:lang w:val="en-US" w:eastAsia="zh-CN"/>
+        </w:rPr>
+        <w:t>配置Android Studio安装以下载Android SDK命令行工具。</w:t>
+      </w:r>
+    </w:p>
+    <w:p>
+      <w:pPr>
+        <w:rPr>
+          <w:rFonts w:hint="default"/>
+          <w:lang w:val="en-US" w:eastAsia="zh-CN"/>
+        </w:rPr>
+      </w:pPr>
+      <w:r>
+        <w:rPr>
+          <w:rFonts w:hint="eastAsia"/>
+          <w:lang w:val="en-US" w:eastAsia="zh-CN"/>
+        </w:rPr>
+        <w:t>3.</w:t>
+      </w:r>
+      <w:r>
+        <w:rPr>
+          <w:rFonts w:hint="default"/>
+          <w:lang w:val="en-US" w:eastAsia="zh-CN"/>
+        </w:rPr>
+        <w:t>关闭Android Studio，并让Turnkey继续安装所需的Android SDK组件。</w:t>
+      </w:r>
+    </w:p>
+    <w:p>
+      <w:pPr>
+        <w:rPr>
+          <w:rFonts w:hint="eastAsia"/>
+          <w:lang w:val="en-US" w:eastAsia="zh-CN"/>
+        </w:rPr>
+      </w:pPr>
+      <w:r>
+        <w:rPr>
+          <w:rFonts w:hint="eastAsia"/>
+          <w:lang w:val="en-US" w:eastAsia="zh-CN"/>
+        </w:rPr>
+        <w:t>4.</w:t>
+      </w:r>
+      <w:r>
+        <w:rPr>
+          <w:rFonts w:hint="default"/>
+          <w:lang w:val="en-US" w:eastAsia="zh-CN"/>
+        </w:rPr>
+        <w:t>重启计算机。</w:t>
+      </w:r>
+    </w:p>
+    <w:p>
+      <w:pPr>
+        <w:pStyle w:val="3"/>
+        <w:bidi w:val="0"/>
+        <w:rPr>
+          <w:rFonts w:hint="eastAsia"/>
+          <w:lang w:val="en-US" w:eastAsia="zh-CN"/>
+        </w:rPr>
+      </w:pPr>
+      <w:r>
+        <w:rPr>
+          <w:rFonts w:hint="eastAsia"/>
+          <w:lang w:val="en-US" w:eastAsia="zh-CN"/>
+        </w:rPr>
+        <w:t>所需版本</w:t>
+      </w:r>
+    </w:p>
+    <w:p>
+      <w:pPr>
+        <w:rPr>
+          <w:rFonts w:hint="eastAsia"/>
+          <w:lang w:val="en-US" w:eastAsia="zh-CN"/>
+        </w:rPr>
+      </w:pPr>
+      <w:r>
+        <w:rPr>
+          <w:rFonts w:hint="eastAsia"/>
+          <w:lang w:val="en-US" w:eastAsia="zh-CN"/>
+        </w:rPr>
+        <w:t>以下是在虚幻引擎中开发Android项目所需的软件组件：</w:t>
+      </w:r>
+    </w:p>
+    <w:p>
+      <w:pPr>
+        <w:rPr>
+          <w:rFonts w:hint="eastAsia"/>
+          <w:lang w:val="en-US" w:eastAsia="zh-CN"/>
+        </w:rPr>
+      </w:pPr>
+    </w:p>
+    <w:p>
+      <w:pPr>
+        <w:numPr>
+          <w:ilvl w:val="0"/>
+          <w:numId w:val="1"/>
+        </w:numPr>
+        <w:ind w:left="420" w:leftChars="0" w:hanging="420" w:firstLineChars="0"/>
+        <w:rPr>
+          <w:rFonts w:hint="eastAsia"/>
+          <w:lang w:val="en-US" w:eastAsia="zh-CN"/>
+        </w:rPr>
+      </w:pPr>
+      <w:r>
+        <w:rPr>
+          <w:rFonts w:hint="eastAsia"/>
+          <w:lang w:val="en-US" w:eastAsia="zh-CN"/>
+        </w:rPr>
+        <w:t>当前UE版本：5.4</w:t>
+      </w:r>
+    </w:p>
+    <w:p>
+      <w:pPr>
+        <w:numPr>
+          <w:ilvl w:val="0"/>
+          <w:numId w:val="1"/>
+        </w:numPr>
+        <w:ind w:left="420" w:leftChars="0" w:hanging="420" w:firstLineChars="0"/>
+        <w:rPr>
+          <w:rFonts w:hint="eastAsia"/>
+          <w:lang w:val="en-US" w:eastAsia="zh-CN"/>
+        </w:rPr>
+      </w:pPr>
+      <w:r>
+        <w:rPr>
+          <w:rFonts w:hint="eastAsia"/>
+          <w:lang w:val="en-US" w:eastAsia="zh-CN"/>
+        </w:rPr>
+        <w:t>Android Studio Version: Flamingo 2022.2.1 Patch 2 May 24, 2023</w:t>
+      </w:r>
+    </w:p>
+    <w:p>
+      <w:pPr>
+        <w:numPr>
+          <w:ilvl w:val="0"/>
+          <w:numId w:val="1"/>
+        </w:numPr>
+        <w:ind w:left="420" w:leftChars="0" w:hanging="420" w:firstLineChars="0"/>
+        <w:rPr>
+          <w:rFonts w:hint="eastAsia"/>
+          <w:lang w:val="en-US" w:eastAsia="zh-CN"/>
+        </w:rPr>
+      </w:pPr>
+      <w:r>
+        <w:rPr>
+          <w:rFonts w:hint="eastAsia"/>
+          <w:lang w:val="en-US" w:eastAsia="zh-CN"/>
+        </w:rPr>
+        <w:t>Android SDK:</w:t>
+      </w:r>
+    </w:p>
+    <w:p>
+      <w:pPr>
+        <w:numPr>
+          <w:numId w:val="0"/>
+        </w:numPr>
+        <w:ind w:leftChars="0" w:firstLine="420" w:firstLineChars="0"/>
+        <w:rPr>
+          <w:rFonts w:hint="eastAsia"/>
+          <w:lang w:val="en-US" w:eastAsia="zh-CN"/>
+        </w:rPr>
+      </w:pPr>
+      <w:r>
+        <w:rPr>
+          <w:rFonts w:hint="eastAsia"/>
+          <w:lang w:val="en-US" w:eastAsia="zh-CN"/>
+        </w:rPr>
+        <w:t>推荐版本：SDK 33</w:t>
+      </w:r>
+    </w:p>
+    <w:p>
+      <w:pPr>
+        <w:ind w:firstLine="420" w:firstLineChars="0"/>
+        <w:rPr>
+          <w:rFonts w:hint="eastAsia"/>
+          <w:lang w:val="en-US" w:eastAsia="zh-CN"/>
+        </w:rPr>
+      </w:pPr>
+      <w:r>
+        <w:rPr>
+          <w:rFonts w:hint="eastAsia"/>
+          <w:lang w:val="en-US" w:eastAsia="zh-CN"/>
+        </w:rPr>
+        <w:t>通过编译要求的最低版本：SDK 30</w:t>
+      </w:r>
+    </w:p>
+    <w:p>
+      <w:pPr>
+        <w:ind w:firstLine="420" w:firstLineChars="0"/>
+        <w:rPr>
+          <w:rFonts w:hint="eastAsia"/>
+          <w:lang w:val="en-US" w:eastAsia="zh-CN"/>
+        </w:rPr>
+      </w:pPr>
+      <w:r>
+        <w:rPr>
+          <w:rFonts w:hint="eastAsia"/>
+          <w:lang w:val="en-US" w:eastAsia="zh-CN"/>
+        </w:rPr>
+        <w:t>能在设备上发布所需的最低目标SDK版本：26</w:t>
+      </w:r>
+    </w:p>
+    <w:p>
+      <w:pPr>
+        <w:ind w:left="420" w:leftChars="0" w:firstLine="420" w:firstLineChars="0"/>
+        <w:rPr>
+          <w:rFonts w:hint="eastAsia"/>
+          <w:lang w:val="en-US" w:eastAsia="zh-CN"/>
+        </w:rPr>
+      </w:pPr>
+      <w:r>
+        <w:rPr>
+          <w:rFonts w:hint="eastAsia"/>
+          <w:lang w:val="en-US" w:eastAsia="zh-CN"/>
+        </w:rPr>
+        <w:t>不同商城对于目标SDK最低版本的要求是不同的，可能与上文有所不同。</w:t>
+      </w:r>
+    </w:p>
+    <w:p>
+      <w:pPr>
+        <w:numPr>
+          <w:ilvl w:val="0"/>
+          <w:numId w:val="1"/>
+        </w:numPr>
+        <w:ind w:left="420" w:leftChars="0" w:hanging="420" w:firstLineChars="0"/>
+        <w:rPr>
+          <w:rFonts w:hint="eastAsia"/>
+          <w:lang w:val="en-US" w:eastAsia="zh-CN"/>
+        </w:rPr>
+      </w:pPr>
+      <w:r>
+        <w:rPr>
+          <w:rFonts w:hint="eastAsia"/>
+          <w:lang w:val="en-US" w:eastAsia="zh-CN"/>
+        </w:rPr>
+        <w:t>NDK版本：r25b</w:t>
+      </w:r>
+    </w:p>
+    <w:p>
+      <w:pPr>
+        <w:numPr>
+          <w:ilvl w:val="0"/>
+          <w:numId w:val="1"/>
+        </w:numPr>
+        <w:ind w:left="420" w:leftChars="0" w:hanging="420" w:firstLineChars="0"/>
+        <w:rPr>
+          <w:rFonts w:hint="eastAsia"/>
+          <w:lang w:val="en-US" w:eastAsia="zh-CN"/>
+        </w:rPr>
+      </w:pPr>
+      <w:r>
+        <w:rPr>
+          <w:rFonts w:hint="eastAsia"/>
+          <w:lang w:val="en-US" w:eastAsia="zh-CN"/>
+        </w:rPr>
+        <w:t>编译工具：33.0.1</w:t>
+      </w:r>
+    </w:p>
+    <w:p>
+      <w:pPr>
+        <w:numPr>
+          <w:ilvl w:val="0"/>
+          <w:numId w:val="1"/>
+        </w:numPr>
+        <w:ind w:left="420" w:leftChars="0" w:hanging="420" w:firstLineChars="0"/>
+        <w:rPr>
+          <w:rFonts w:hint="eastAsia"/>
+          <w:lang w:val="en-US" w:eastAsia="zh-CN"/>
+        </w:rPr>
+      </w:pPr>
+      <w:r>
+        <w:rPr>
+          <w:rFonts w:hint="eastAsia"/>
+          <w:lang w:val="en-US" w:eastAsia="zh-CN"/>
+        </w:rPr>
+        <w:t>Java运行时：OpenJDK 17.0.6 2023-01-17</w:t>
+      </w:r>
+    </w:p>
+    <w:p>
+      <w:pPr>
+        <w:numPr>
+          <w:ilvl w:val="0"/>
+          <w:numId w:val="1"/>
+        </w:numPr>
+        <w:ind w:left="420" w:leftChars="0" w:hanging="420" w:firstLineChars="0"/>
+        <w:rPr>
+          <w:rFonts w:hint="eastAsia"/>
+          <w:lang w:val="en-US" w:eastAsia="zh-CN"/>
+        </w:rPr>
+      </w:pPr>
+      <w:r>
+        <w:rPr>
+          <w:rFonts w:hint="eastAsia"/>
+          <w:lang w:val="en-US" w:eastAsia="zh-CN"/>
+        </w:rPr>
+        <w:t>要进行AGDE调试，需要AGDE v23.1.82+</w:t>
+      </w:r>
+    </w:p>
+    <w:p>
+      <w:pPr>
+        <w:pStyle w:val="3"/>
+        <w:bidi w:val="0"/>
+        <w:rPr>
+          <w:rFonts w:hint="eastAsia"/>
+          <w:lang w:val="en-US" w:eastAsia="zh-CN"/>
+        </w:rPr>
+      </w:pPr>
+      <w:r>
+        <w:rPr>
+          <w:rFonts w:hint="eastAsia"/>
+          <w:lang w:val="en-US" w:eastAsia="zh-CN"/>
+        </w:rPr>
+        <w:t>运行Turnkey以开始安装Android Studio</w:t>
+      </w:r>
+    </w:p>
+    <w:p>
+      <w:pPr>
+        <w:rPr>
+          <w:rFonts w:hint="eastAsia"/>
+          <w:lang w:val="en-US" w:eastAsia="zh-CN"/>
+        </w:rPr>
+      </w:pPr>
+      <w:r>
+        <w:rPr>
+          <w:rFonts w:hint="eastAsia"/>
+          <w:lang w:val="en-US" w:eastAsia="zh-CN"/>
+        </w:rPr>
+        <w:t>UE使用名为Turnkey的 虚幻自动化工具 脚本在团队中分发SDK。通常，Turnkey要求你将平台的SDK安装文件放在团队的公共位置。但是，Android Studio向公众开放，因此Turnkey可以自动下载它并开始设置，无需任何额外步骤。</w:t>
+      </w:r>
+    </w:p>
+    <w:p>
+      <w:pPr>
+        <w:bidi w:val="0"/>
+        <w:rPr>
+          <w:rFonts w:hint="eastAsia"/>
+          <w:b/>
+          <w:bCs/>
+          <w:lang w:val="en-US" w:eastAsia="zh-CN"/>
+        </w:rPr>
+      </w:pPr>
+      <w:r>
+        <w:rPr>
+          <w:rFonts w:hint="eastAsia"/>
+          <w:b/>
+          <w:bCs/>
+          <w:lang w:val="en-US" w:eastAsia="zh-CN"/>
+        </w:rPr>
+        <w:t>在虚幻编辑器中运行Turnkey</w:t>
+      </w:r>
+    </w:p>
+    <w:p>
+      <w:pPr>
+        <w:rPr>
+          <w:rFonts w:hint="eastAsia"/>
+          <w:lang w:val="en-US" w:eastAsia="zh-CN"/>
+        </w:rPr>
+      </w:pPr>
+      <w:r>
+        <w:rPr>
+          <w:rFonts w:hint="eastAsia"/>
+          <w:lang w:val="en-US" w:eastAsia="zh-CN"/>
+        </w:rPr>
+        <w:t>要在虚幻编辑器中运行Android Turnkey安装过程，请执行以下步骤：</w:t>
+      </w:r>
+    </w:p>
+    <w:p>
+      <w:pPr>
+        <w:rPr>
+          <w:rFonts w:hint="eastAsia"/>
+          <w:lang w:val="en-US" w:eastAsia="zh-CN"/>
+        </w:rPr>
+      </w:pPr>
+      <w:r>
+        <w:rPr>
+          <w:rFonts w:hint="eastAsia"/>
+          <w:lang w:val="en-US" w:eastAsia="zh-CN"/>
+        </w:rPr>
+        <w:t>1.打开 虚幻编辑器（Unreal Editor） 。</w:t>
+      </w:r>
+    </w:p>
+    <w:p>
+      <w:pPr>
+        <w:rPr>
+          <w:rFonts w:hint="eastAsia"/>
+          <w:lang w:val="en-US" w:eastAsia="zh-CN"/>
+        </w:rPr>
+      </w:pPr>
+      <w:r>
+        <w:rPr>
+          <w:rFonts w:hint="eastAsia"/>
+          <w:lang w:val="en-US" w:eastAsia="zh-CN"/>
+        </w:rPr>
+        <w:t>2.点击 平台（Platforms） &gt; Android &gt; 安装SDK（Install SDK） 。</w:t>
+      </w:r>
+    </w:p>
+    <w:p>
+      <w:pPr>
+        <w:rPr>
+          <w:rFonts w:hint="eastAsia"/>
+          <w:lang w:val="en-US" w:eastAsia="zh-CN"/>
+        </w:rPr>
+      </w:pPr>
+    </w:p>
+    <w:p>
+      <w:pPr>
+        <w:rPr>
+          <w:rFonts w:hint="eastAsia"/>
+          <w:lang w:val="en-US" w:eastAsia="zh-CN"/>
+        </w:rPr>
+      </w:pPr>
+      <w:r>
+        <w:rPr>
+          <w:rFonts w:hint="eastAsia"/>
+          <w:lang w:val="en-US" w:eastAsia="zh-CN"/>
+        </w:rPr>
+        <w:t>如需通过命令行运行Turnkey，请参考参考文档</w:t>
+      </w:r>
+    </w:p>
+    <w:p>
+      <w:pPr>
+        <w:rPr>
+          <w:rFonts w:hint="eastAsia"/>
+          <w:lang w:val="en-US" w:eastAsia="zh-CN"/>
+        </w:rPr>
+      </w:pPr>
+      <w:r>
+        <w:rPr>
+          <w:rFonts w:hint="eastAsia"/>
+          <w:lang w:val="en-US" w:eastAsia="zh-CN"/>
+        </w:rPr>
+        <w:fldChar w:fldCharType="begin"/>
+      </w:r>
+      <w:r>
+        <w:rPr>
+          <w:rFonts w:hint="eastAsia"/>
+          <w:lang w:val="en-US" w:eastAsia="zh-CN"/>
+        </w:rPr>
+        <w:instrText xml:space="preserve"> HYPERLINK "https://dev.epicgames.com/documentation/zh-cn/unreal-engine/set-up-android-sdk-ndk-and-android-studio-using-turnkey-for-unreal-engine?application_version=5.4" </w:instrText>
+      </w:r>
+      <w:r>
+        <w:rPr>
+          <w:rFonts w:hint="eastAsia"/>
+          <w:lang w:val="en-US" w:eastAsia="zh-CN"/>
+        </w:rPr>
+        <w:fldChar w:fldCharType="separate"/>
+      </w:r>
+      <w:r>
+        <w:rPr>
+          <w:rStyle w:val="13"/>
+          <w:rFonts w:hint="eastAsia"/>
+          <w:lang w:val="en-US" w:eastAsia="zh-CN"/>
+        </w:rPr>
+        <w:t>https://dev.epicgames.com/documentation/zh-cn/unreal-engine/set-up-android-sdk-ndk-and-android-studio-using-turnkey-for-unreal-engine?application_version=5.4</w:t>
+      </w:r>
+      <w:r>
+        <w:rPr>
+          <w:rFonts w:hint="eastAsia"/>
+          <w:lang w:val="en-US" w:eastAsia="zh-CN"/>
+        </w:rPr>
+        <w:fldChar w:fldCharType="end"/>
+      </w:r>
+    </w:p>
+    <w:p>
+      <w:pPr>
+        <w:pStyle w:val="3"/>
+        <w:bidi w:val="0"/>
+        <w:rPr>
+          <w:rFonts w:hint="eastAsia"/>
+          <w:lang w:val="en-US" w:eastAsia="zh-CN"/>
+        </w:rPr>
+      </w:pPr>
+      <w:r>
+        <w:rPr>
+          <w:rFonts w:hint="eastAsia"/>
+          <w:lang w:val="en-US" w:eastAsia="zh-CN"/>
+        </w:rPr>
+        <w:t>设置Android Studio和Android命令行工具</w:t>
+      </w:r>
+    </w:p>
+    <w:p>
+      <w:pPr>
+        <w:rPr>
+          <w:rFonts w:hint="eastAsia"/>
+          <w:lang w:val="en-US" w:eastAsia="zh-CN"/>
+        </w:rPr>
+      </w:pPr>
+      <w:r>
+        <w:rPr>
+          <w:rFonts w:hint="eastAsia"/>
+          <w:lang w:val="en-US" w:eastAsia="zh-CN"/>
+        </w:rPr>
+        <w:t>无论你使用哪种方法运行Turnkey，它都会下载Android Studio并自动开始安装。但在此之前，你必须自己查看安装向导并下载Android SDK命令行工具，以便Turnkey可以获取UE所需的其他组件。要完成安装，请执行以下步骤：</w:t>
+      </w:r>
+    </w:p>
+    <w:p>
+      <w:pPr>
+        <w:rPr>
+          <w:rFonts w:hint="eastAsia"/>
+          <w:lang w:val="en-US" w:eastAsia="zh-CN"/>
+        </w:rPr>
+      </w:pPr>
+      <w:r>
+        <w:rPr>
+          <w:rFonts w:hint="eastAsia"/>
+          <w:lang w:val="en-US" w:eastAsia="zh-CN"/>
+        </w:rPr>
+        <w:t>1.当系统提示你选择组件时，请保持默认组件处于启用状态。</w:t>
+      </w:r>
+    </w:p>
+    <w:p>
+      <w:pPr>
+        <w:rPr>
+          <w:rFonts w:hint="eastAsia"/>
+          <w:lang w:val="en-US" w:eastAsia="zh-CN"/>
+        </w:rPr>
+      </w:pPr>
+      <w:r>
+        <w:rPr>
+          <w:rFonts w:hint="eastAsia"/>
+          <w:lang w:val="en-US" w:eastAsia="zh-CN"/>
+        </w:rPr>
+        <w:t>2.当系统提示你选择安装目录时，请使用默认目录。</w:t>
+      </w:r>
+    </w:p>
+    <w:p>
+      <w:pPr>
+        <w:rPr>
+          <w:rFonts w:hint="eastAsia"/>
+          <w:lang w:val="en-US" w:eastAsia="zh-CN"/>
+        </w:rPr>
+      </w:pPr>
+      <w:r>
+        <w:rPr>
+          <w:rFonts w:hint="eastAsia"/>
+          <w:lang w:val="en-US" w:eastAsia="zh-CN"/>
+        </w:rPr>
+        <w:t>3.安装完成后，打开Android Studio。</w:t>
+      </w:r>
+    </w:p>
+    <w:p>
+      <w:pPr>
+        <w:rPr>
+          <w:rFonts w:hint="eastAsia"/>
+          <w:lang w:val="en-US" w:eastAsia="zh-CN"/>
+        </w:rPr>
+      </w:pPr>
+      <w:r>
+        <w:rPr>
+          <w:rFonts w:hint="eastAsia"/>
+          <w:lang w:val="en-US" w:eastAsia="zh-CN"/>
+        </w:rPr>
+        <w:t>4.在欢迎使用Android Studio（Welcome to Android Studio） 对话框中，点击 更多操作（More Actions） ，然后点击 SDK 管理器（SDK Manager） 。</w:t>
+      </w:r>
+    </w:p>
+    <w:p>
+      <w:pPr>
+        <w:rPr>
+          <w:rFonts w:hint="eastAsia"/>
+          <w:lang w:val="en-US" w:eastAsia="zh-CN"/>
+        </w:rPr>
+      </w:pPr>
+      <w:r>
+        <w:rPr>
+          <w:rFonts w:hint="eastAsia"/>
+          <w:lang w:val="en-US" w:eastAsia="zh-CN"/>
+        </w:rPr>
+        <w:t>此操作将打开Android Studio设置（Android Studio Settings）菜单，其位于外观和行为（Appearance and Behavior） &gt; 系统设置（System Settings） &gt; Android SDK。</w:t>
+      </w:r>
+    </w:p>
+    <w:p>
+      <w:pPr>
+        <w:numPr>
+          <w:ilvl w:val="0"/>
+          <w:numId w:val="1"/>
+        </w:numPr>
+        <w:ind w:left="420" w:leftChars="0" w:hanging="420" w:firstLineChars="0"/>
+        <w:rPr>
+          <w:rFonts w:hint="eastAsia"/>
+          <w:lang w:val="en-US" w:eastAsia="zh-CN"/>
+        </w:rPr>
+      </w:pPr>
+      <w:r>
+        <w:rPr>
+          <w:rFonts w:hint="eastAsia"/>
+          <w:lang w:val="en-US" w:eastAsia="zh-CN"/>
+        </w:rPr>
+        <w:t>点击 SDK工具（SDK Tools） 选项卡。</w:t>
+      </w:r>
+    </w:p>
+    <w:p>
+      <w:pPr>
+        <w:numPr>
+          <w:ilvl w:val="0"/>
+          <w:numId w:val="1"/>
+        </w:numPr>
+        <w:ind w:left="420" w:leftChars="0" w:hanging="420" w:firstLineChars="0"/>
+        <w:rPr>
+          <w:rFonts w:hint="eastAsia"/>
+          <w:lang w:val="en-US" w:eastAsia="zh-CN"/>
+        </w:rPr>
+      </w:pPr>
+      <w:r>
+        <w:rPr>
+          <w:rFonts w:hint="eastAsia"/>
+          <w:lang w:val="en-US" w:eastAsia="zh-CN"/>
+        </w:rPr>
+        <w:t>勾选 Android SDK命令行工具（最新）（Android SDK Command-Line Tools (latest)） ，然后点击 应用（Apply） 。此操作将下载命令行工具，这些工具是自动配置虚幻引擎Android Studio所必需的。</w:t>
+      </w:r>
+    </w:p>
+    <w:p>
+      <w:pPr>
+        <w:numPr>
+          <w:ilvl w:val="0"/>
+          <w:numId w:val="1"/>
+        </w:numPr>
+        <w:ind w:left="420" w:leftChars="0" w:hanging="420" w:firstLineChars="0"/>
+        <w:rPr>
+          <w:rFonts w:hint="eastAsia"/>
+          <w:lang w:val="en-US" w:eastAsia="zh-CN"/>
+        </w:rPr>
+      </w:pPr>
+      <w:r>
+        <w:rPr>
+          <w:rFonts w:hint="eastAsia"/>
+          <w:lang w:val="en-US" w:eastAsia="zh-CN"/>
+        </w:rPr>
+        <w:t>单击 确定（OK） 关闭设置（Settings）窗口，然后关闭欢迎使用Android Studio（Welcome to Android Studio）对话框。</w:t>
+      </w:r>
+    </w:p>
+    <w:p>
+      <w:pPr>
+        <w:numPr>
+          <w:ilvl w:val="0"/>
+          <w:numId w:val="1"/>
+        </w:numPr>
+        <w:ind w:left="420" w:leftChars="0" w:hanging="420" w:firstLineChars="0"/>
+        <w:rPr>
+          <w:rFonts w:hint="eastAsia"/>
+          <w:lang w:val="en-US" w:eastAsia="zh-CN"/>
+        </w:rPr>
+      </w:pPr>
+      <w:r>
+        <w:rPr>
+          <w:rFonts w:hint="eastAsia"/>
+          <w:lang w:val="en-US" w:eastAsia="zh-CN"/>
+        </w:rPr>
+        <w:t>关闭Android Studio并返回虚幻编辑器或命令行</w:t>
+      </w:r>
+    </w:p>
+    <w:p>
+      <w:pPr>
+        <w:pStyle w:val="3"/>
+        <w:bidi w:val="0"/>
+        <w:rPr>
+          <w:rFonts w:hint="eastAsia"/>
+          <w:lang w:val="en-US" w:eastAsia="zh-CN"/>
+        </w:rPr>
+      </w:pPr>
+      <w:r>
+        <w:rPr>
+          <w:rFonts w:hint="eastAsia"/>
+          <w:lang w:val="en-US" w:eastAsia="zh-CN"/>
+        </w:rPr>
+        <w:t>完成并验证你的SDK设置</w:t>
+      </w:r>
+    </w:p>
+    <w:p>
+      <w:pPr>
+        <w:rPr>
+          <w:rFonts w:hint="eastAsia"/>
+          <w:lang w:val="en-US" w:eastAsia="zh-CN"/>
+        </w:rPr>
+      </w:pPr>
+      <w:r>
+        <w:rPr>
+          <w:rFonts w:hint="eastAsia"/>
+          <w:lang w:val="en-US" w:eastAsia="zh-CN"/>
+        </w:rPr>
+        <w:t>关闭Android Studio后，Turnkey会继续下载并安装其他Android SDK组件。该过程完成后，会出现提示，告知你是否安装成功。</w:t>
+      </w:r>
+    </w:p>
+    <w:p>
+      <w:pPr>
+        <w:rPr>
+          <w:rFonts w:hint="eastAsia"/>
+          <w:lang w:val="en-US" w:eastAsia="zh-CN"/>
+        </w:rPr>
+      </w:pPr>
+      <w:r>
+        <w:rPr>
+          <w:rFonts w:hint="eastAsia"/>
+          <w:lang w:val="en-US" w:eastAsia="zh-CN"/>
+        </w:rPr>
+        <w:t>要完成Android SDK安装并确保其正常工作，请执行以下步骤：</w:t>
+      </w:r>
+    </w:p>
+    <w:p>
+      <w:pPr>
+        <w:rPr>
+          <w:rFonts w:hint="eastAsia"/>
+          <w:lang w:val="en-US" w:eastAsia="zh-CN"/>
+        </w:rPr>
+      </w:pPr>
+      <w:r>
+        <w:rPr>
+          <w:rFonts w:hint="eastAsia"/>
+          <w:lang w:val="en-US" w:eastAsia="zh-CN"/>
+        </w:rPr>
+        <w:t>1.关闭虚幻编辑器或命令行。</w:t>
+      </w:r>
+    </w:p>
+    <w:p>
+      <w:pPr>
+        <w:rPr>
+          <w:rFonts w:hint="eastAsia"/>
+          <w:lang w:val="en-US" w:eastAsia="zh-CN"/>
+        </w:rPr>
+      </w:pPr>
+      <w:r>
+        <w:rPr>
+          <w:rFonts w:hint="eastAsia"/>
+          <w:lang w:val="en-US" w:eastAsia="zh-CN"/>
+        </w:rPr>
+        <w:t>2.要最终确定你的Android环境变量，请从你的机器注销，然后重新登录。</w:t>
+      </w:r>
+    </w:p>
+    <w:p>
+      <w:pPr>
+        <w:rPr>
+          <w:rFonts w:hint="eastAsia"/>
+          <w:lang w:val="en-US" w:eastAsia="zh-CN"/>
+        </w:rPr>
+      </w:pPr>
+      <w:r>
+        <w:rPr>
+          <w:rFonts w:hint="eastAsia"/>
+          <w:lang w:val="en-US" w:eastAsia="zh-CN"/>
+        </w:rPr>
+        <w:t>3.打开虚幻编辑器，点击 平台（Platforms） &gt; Android 。SDK的允许版本和安装版本应该匹配，并且你不应看到安装或修复Android SDK的按钮。</w:t>
+      </w:r>
+    </w:p>
+    <w:p>
+      <w:pPr>
+        <w:pStyle w:val="2"/>
+        <w:bidi w:val="0"/>
+        <w:rPr>
+          <w:rFonts w:hint="default"/>
+          <w:lang w:val="en-US" w:eastAsia="zh-CN"/>
+        </w:rPr>
+      </w:pPr>
+      <w:r>
+        <w:rPr>
+          <w:rFonts w:hint="eastAsia"/>
+          <w:lang w:val="en-US" w:eastAsia="zh-CN"/>
+        </w:rPr>
+        <w:t>安卓项目设置与预运行</w:t>
+      </w:r>
+    </w:p>
+    <w:p>
+      <w:pPr>
+        <w:rPr>
+          <w:rFonts w:hint="default"/>
+          <w:lang w:val="en-US" w:eastAsia="zh-CN"/>
+        </w:rPr>
+      </w:pPr>
+      <w:r>
+        <w:rPr>
+          <w:rFonts w:hint="eastAsia"/>
+          <w:lang w:val="en-US" w:eastAsia="zh-CN"/>
+        </w:rPr>
+        <w:t>质量类别要求是可缩放而不是最大，这样可以更好的适配于设备。</w:t>
+      </w:r>
+    </w:p>
+    <w:p>
+      <w:pPr>
+        <w:rPr>
+          <w:rFonts w:hint="eastAsia"/>
+          <w:lang w:val="en-US" w:eastAsia="zh-CN"/>
+        </w:rPr>
+      </w:pPr>
+      <w:r>
+        <w:rPr>
+          <w:rFonts w:hint="eastAsia"/>
+          <w:lang w:val="en-US" w:eastAsia="zh-CN"/>
+        </w:rPr>
+        <w:t>在项目设置中，“平台--Andriod”下进行相关设置</w:t>
+      </w:r>
+    </w:p>
+    <w:p>
+      <w:pPr>
+        <w:rPr>
+          <w:rFonts w:hint="default"/>
+          <w:lang w:val="en-US" w:eastAsia="zh-CN"/>
+        </w:rPr>
+      </w:pPr>
+      <w:r>
+        <w:drawing>
+          <wp:inline distT="0" distB="0" distL="114300" distR="114300">
+            <wp:extent cx="5269230" cy="2138680"/>
+            <wp:effectExtent l="0" t="0" r="7620" b="4445"/>
+            <wp:docPr id="23" name="图片 1"/>
+            <wp:cNvGraphicFramePr>
+              <a:graphicFrameLocks xmlns:a="http://schemas.openxmlformats.org/drawingml/2006/main" noChangeAspect="1"/>
+            </wp:cNvGraphicFramePr>
+            <a:graphic xmlns:a="http://schemas.openxmlformats.org/drawingml/2006/main">
+              <a:graphicData uri="http://schemas.openxmlformats.org/drawingml/2006/picture">
+                <pic:pic xmlns:pic="http://schemas.openxmlformats.org/drawingml/2006/picture">
+                  <pic:nvPicPr>
+                    <pic:cNvPr id="23" name="图片 1"/>
+                    <pic:cNvPicPr>
+                      <a:picLocks noChangeAspect="1"/>
+                    </pic:cNvPicPr>
+                  </pic:nvPicPr>
+                  <pic:blipFill>
+                    <a:blip r:embed="rId26"/>
+                    <a:stretch>
+                      <a:fillRect/>
+                    </a:stretch>
+                  </pic:blipFill>
+                  <pic:spPr>
+                    <a:xfrm>
+                      <a:off x="0" y="0"/>
+                      <a:ext cx="5269230" cy="2138680"/>
+                    </a:xfrm>
+                    <a:prstGeom prst="rect">
+                      <a:avLst/>
+                    </a:prstGeom>
+                    <a:noFill/>
+                    <a:ln>
+                      <a:noFill/>
+                    </a:ln>
+                  </pic:spPr>
+                </pic:pic>
+              </a:graphicData>
+            </a:graphic>
+          </wp:inline>
+        </w:drawing>
+      </w:r>
+    </w:p>
+    <w:p>
+      <w:r>
+        <w:drawing>
+          <wp:inline distT="0" distB="0" distL="114300" distR="114300">
+            <wp:extent cx="5268595" cy="1649095"/>
+            <wp:effectExtent l="0" t="0" r="8255" b="8255"/>
+            <wp:docPr id="24" name="图片 2"/>
+            <wp:cNvGraphicFramePr>
+              <a:graphicFrameLocks xmlns:a="http://schemas.openxmlformats.org/drawingml/2006/main" noChangeAspect="1"/>
+            </wp:cNvGraphicFramePr>
+            <a:graphic xmlns:a="http://schemas.openxmlformats.org/drawingml/2006/main">
+              <a:graphicData uri="http://schemas.openxmlformats.org/drawingml/2006/picture">
+                <pic:pic xmlns:pic="http://schemas.openxmlformats.org/drawingml/2006/picture">
+                  <pic:nvPicPr>
+                    <pic:cNvPr id="24" name="图片 2"/>
+                    <pic:cNvPicPr>
+                      <a:picLocks noChangeAspect="1"/>
+                    </pic:cNvPicPr>
+                  </pic:nvPicPr>
+                  <pic:blipFill>
+                    <a:blip r:embed="rId27"/>
+                    <a:stretch>
+                      <a:fillRect/>
+                    </a:stretch>
+                  </pic:blipFill>
+                  <pic:spPr>
+                    <a:xfrm>
+                      <a:off x="0" y="0"/>
+                      <a:ext cx="5268595" cy="1649095"/>
+                    </a:xfrm>
+                    <a:prstGeom prst="rect">
+                      <a:avLst/>
+                    </a:prstGeom>
+                    <a:noFill/>
+                    <a:ln>
+                      <a:noFill/>
+                    </a:ln>
+                  </pic:spPr>
+                </pic:pic>
+              </a:graphicData>
+            </a:graphic>
+          </wp:inline>
+        </w:drawing>
+      </w:r>
+    </w:p>
+    <w:p>
+      <w:pPr>
+        <w:rPr>
+          <w:rFonts w:hint="default" w:eastAsiaTheme="minorEastAsia"/>
+          <w:lang w:val="en-US" w:eastAsia="zh-CN"/>
+        </w:rPr>
+      </w:pPr>
+      <w:r>
+        <w:rPr>
+          <w:rFonts w:hint="eastAsia"/>
+          <w:lang w:val="en-US" w:eastAsia="zh-CN"/>
+        </w:rPr>
+        <w:t>然后我们就可以创建Android版本并在Android设备上进行启动</w:t>
+      </w:r>
+    </w:p>
+    <w:p>
+      <w:pPr>
+        <w:pStyle w:val="3"/>
+        <w:bidi w:val="0"/>
+        <w:rPr>
+          <w:rFonts w:hint="eastAsia"/>
+          <w:lang w:val="en-US" w:eastAsia="zh-CN"/>
+        </w:rPr>
+      </w:pPr>
+      <w:r>
+        <w:rPr>
+          <w:rFonts w:hint="eastAsia"/>
+          <w:lang w:val="en-US" w:eastAsia="zh-CN"/>
+        </w:rPr>
+        <w:t>在安卓设备上启动</w:t>
+      </w:r>
+    </w:p>
+    <w:p>
+      <w:pPr>
+        <w:rPr>
+          <w:rFonts w:hint="eastAsia"/>
+          <w:b w:val="0"/>
+          <w:bCs w:val="0"/>
+          <w:lang w:val="en-US" w:eastAsia="zh-CN"/>
+        </w:rPr>
+      </w:pPr>
+      <w:r>
+        <w:rPr>
+          <w:rFonts w:hint="eastAsia"/>
+          <w:b w:val="0"/>
+          <w:bCs w:val="0"/>
+          <w:lang w:val="en-US" w:eastAsia="zh-CN"/>
+        </w:rPr>
+        <w:t>要在基于Android的设备上测试当前关卡，需进行以下操作：</w:t>
+      </w:r>
+    </w:p>
+    <w:p>
+      <w:pPr>
+        <w:rPr>
+          <w:rFonts w:hint="eastAsia"/>
+          <w:b w:val="0"/>
+          <w:bCs w:val="0"/>
+          <w:lang w:val="en-US" w:eastAsia="zh-CN"/>
+        </w:rPr>
+      </w:pPr>
+      <w:r>
+        <w:rPr>
+          <w:rFonts w:hint="eastAsia"/>
+          <w:b w:val="0"/>
+          <w:bCs w:val="0"/>
+          <w:lang w:val="en-US" w:eastAsia="zh-CN"/>
+        </w:rPr>
+        <w:t>1.首先确保已打开要测试的关卡。</w:t>
+      </w:r>
+    </w:p>
+    <w:p>
+      <w:pPr>
+        <w:rPr>
+          <w:rFonts w:hint="eastAsia"/>
+          <w:lang w:val="en-US" w:eastAsia="zh-CN"/>
+        </w:rPr>
+      </w:pPr>
+      <w:r>
+        <w:rPr>
+          <w:rFonts w:hint="eastAsia"/>
+          <w:lang w:val="en-US" w:eastAsia="zh-CN"/>
+        </w:rPr>
+        <w:t>2.如图所示</w:t>
+      </w:r>
+    </w:p>
+    <w:p>
+      <w:pPr>
+        <w:rPr>
+          <w:rFonts w:hint="default"/>
+          <w:lang w:val="en-US" w:eastAsia="zh-CN"/>
+        </w:rPr>
+      </w:pPr>
+      <w:r>
+        <w:drawing>
+          <wp:inline distT="0" distB="0" distL="114300" distR="114300">
+            <wp:extent cx="5270500" cy="1644015"/>
+            <wp:effectExtent l="0" t="0" r="6350" b="3810"/>
+            <wp:docPr id="25" name="图片 3"/>
+            <wp:cNvGraphicFramePr>
+              <a:graphicFrameLocks xmlns:a="http://schemas.openxmlformats.org/drawingml/2006/main" noChangeAspect="1"/>
+            </wp:cNvGraphicFramePr>
+            <a:graphic xmlns:a="http://schemas.openxmlformats.org/drawingml/2006/main">
+              <a:graphicData uri="http://schemas.openxmlformats.org/drawingml/2006/picture">
+                <pic:pic xmlns:pic="http://schemas.openxmlformats.org/drawingml/2006/picture">
+                  <pic:nvPicPr>
+                    <pic:cNvPr id="25" name="图片 3"/>
+                    <pic:cNvPicPr>
+                      <a:picLocks noChangeAspect="1"/>
+                    </pic:cNvPicPr>
+                  </pic:nvPicPr>
+                  <pic:blipFill>
+                    <a:blip r:embed="rId28"/>
+                    <a:stretch>
+                      <a:fillRect/>
+                    </a:stretch>
+                  </pic:blipFill>
+                  <pic:spPr>
+                    <a:xfrm>
+                      <a:off x="0" y="0"/>
+                      <a:ext cx="5270500" cy="1644015"/>
+                    </a:xfrm>
+                    <a:prstGeom prst="rect">
+                      <a:avLst/>
+                    </a:prstGeom>
+                    <a:noFill/>
+                    <a:ln>
+                      <a:noFill/>
+                    </a:ln>
+                  </pic:spPr>
+                </pic:pic>
+              </a:graphicData>
+            </a:graphic>
+          </wp:inline>
+        </w:drawing>
+      </w:r>
+    </w:p>
+    <w:p>
+      <w:pPr>
+        <w:rPr>
+          <w:rFonts w:hint="default"/>
+          <w:lang w:val="en-US" w:eastAsia="zh-CN"/>
+        </w:rPr>
+      </w:pPr>
+      <w:r>
+        <w:rPr>
+          <w:rFonts w:hint="default"/>
+          <w:lang w:val="en-US" w:eastAsia="zh-CN"/>
+        </w:rPr>
+        <w:t>关卡在设备上启动时，进度将显示在屏幕的右下角，如下图所示。</w:t>
+      </w:r>
+    </w:p>
+    <w:p>
+      <w:pPr>
+        <w:rPr>
+          <w:rFonts w:hint="default"/>
+          <w:lang w:val="en-US" w:eastAsia="zh-CN"/>
+        </w:rPr>
+      </w:pPr>
+      <w:r>
+        <w:drawing>
+          <wp:inline distT="0" distB="0" distL="114300" distR="114300">
+            <wp:extent cx="2345055" cy="740410"/>
+            <wp:effectExtent l="0" t="0" r="7620" b="2540"/>
+            <wp:docPr id="28" name="图片 6"/>
+            <wp:cNvGraphicFramePr>
+              <a:graphicFrameLocks xmlns:a="http://schemas.openxmlformats.org/drawingml/2006/main" noChangeAspect="1"/>
+            </wp:cNvGraphicFramePr>
+            <a:graphic xmlns:a="http://schemas.openxmlformats.org/drawingml/2006/main">
+              <a:graphicData uri="http://schemas.openxmlformats.org/drawingml/2006/picture">
+                <pic:pic xmlns:pic="http://schemas.openxmlformats.org/drawingml/2006/picture">
+                  <pic:nvPicPr>
+                    <pic:cNvPr id="28" name="图片 6"/>
+                    <pic:cNvPicPr>
+                      <a:picLocks noChangeAspect="1"/>
+                    </pic:cNvPicPr>
+                  </pic:nvPicPr>
+                  <pic:blipFill>
+                    <a:blip r:embed="rId29"/>
+                    <a:stretch>
+                      <a:fillRect/>
+                    </a:stretch>
+                  </pic:blipFill>
+                  <pic:spPr>
+                    <a:xfrm>
+                      <a:off x="0" y="0"/>
+                      <a:ext cx="2345055" cy="740410"/>
+                    </a:xfrm>
+                    <a:prstGeom prst="rect">
+                      <a:avLst/>
+                    </a:prstGeom>
+                    <a:noFill/>
+                    <a:ln>
+                      <a:noFill/>
+                    </a:ln>
+                  </pic:spPr>
+                </pic:pic>
+              </a:graphicData>
+            </a:graphic>
+          </wp:inline>
+        </w:drawing>
+      </w:r>
+    </w:p>
+    <w:p>
+      <w:pPr>
+        <w:rPr>
+          <w:rFonts w:hint="default"/>
+          <w:lang w:val="en-US" w:eastAsia="zh-CN"/>
+        </w:rPr>
+      </w:pPr>
+      <w:r>
+        <w:rPr>
+          <w:rFonts w:hint="default"/>
+          <w:lang w:val="en-US" w:eastAsia="zh-CN"/>
+        </w:rPr>
+        <w:t>部署完成后，应自动开始在Android设备上运行项目。若项目无法自动运行，可在设备上找到应用程序并点击启动。</w:t>
+      </w:r>
+    </w:p>
+    <w:p>
+      <w:pPr>
+        <w:pStyle w:val="3"/>
+        <w:bidi w:val="0"/>
+        <w:rPr>
+          <w:rFonts w:hint="eastAsia"/>
+          <w:lang w:val="en-US" w:eastAsia="zh-CN"/>
+        </w:rPr>
+      </w:pPr>
+      <w:r>
+        <w:rPr>
+          <w:rFonts w:hint="eastAsia"/>
+          <w:lang w:val="en-US" w:eastAsia="zh-CN"/>
+        </w:rPr>
+        <w:t>打包到apk</w:t>
+      </w:r>
+    </w:p>
+    <w:p>
+      <w:pPr>
+        <w:rPr>
+          <w:rFonts w:hint="eastAsia"/>
+          <w:lang w:val="en-US" w:eastAsia="zh-CN"/>
+        </w:rPr>
+      </w:pPr>
+      <w:r>
+        <w:rPr>
+          <w:rFonts w:hint="eastAsia"/>
+          <w:lang w:val="en-US" w:eastAsia="zh-CN"/>
+        </w:rPr>
+        <w:t>下面打包独立apk以供分布和测试</w:t>
+      </w:r>
+    </w:p>
+    <w:p>
+      <w:pPr>
+        <w:rPr>
+          <w:rFonts w:hint="default"/>
+          <w:lang w:val="en-US" w:eastAsia="zh-CN"/>
+        </w:rPr>
+      </w:pPr>
+      <w:r>
+        <w:rPr>
+          <w:rFonts w:hint="default"/>
+          <w:lang w:val="en-US" w:eastAsia="zh-CN"/>
+        </w:rPr>
+        <w:fldChar w:fldCharType="begin"/>
+      </w:r>
+      <w:r>
+        <w:rPr>
+          <w:rFonts w:hint="default"/>
+          <w:lang w:val="en-US" w:eastAsia="zh-CN"/>
+        </w:rPr>
+        <w:instrText xml:space="preserve"> HYPERLINK "https://dev.epicgames.com/documentation/zh-cn/unreal-engine/advanced-setup-and-troubleshooting-guide-for-using-android-sdk?application_version=5.4" </w:instrText>
+      </w:r>
+      <w:r>
+        <w:rPr>
+          <w:rFonts w:hint="default"/>
+          <w:lang w:val="en-US" w:eastAsia="zh-CN"/>
+        </w:rPr>
+        <w:fldChar w:fldCharType="separate"/>
+      </w:r>
+      <w:r>
+        <w:rPr>
+          <w:rStyle w:val="13"/>
+          <w:rFonts w:hint="default"/>
+          <w:lang w:val="en-US" w:eastAsia="zh-CN"/>
+        </w:rPr>
+        <w:t>https://dev.epicgames.com/documentation/zh-cn/unreal-engine/advanced-setup-and-troubleshooting-guide-for-using-android-sdk?application_version=5.4</w:t>
+      </w:r>
+      <w:r>
+        <w:rPr>
+          <w:rFonts w:hint="default"/>
+          <w:lang w:val="en-US" w:eastAsia="zh-CN"/>
+        </w:rPr>
+        <w:fldChar w:fldCharType="end"/>
+      </w:r>
+    </w:p>
+    <w:p>
+      <w:pPr>
+        <w:rPr>
+          <w:rFonts w:hint="default"/>
+          <w:lang w:val="en-US" w:eastAsia="zh-CN"/>
+        </w:rPr>
+      </w:pPr>
+      <w:bookmarkStart w:id="22" w:name="_GoBack"/>
+      <w:bookmarkEnd w:id="22"/>
+    </w:p>
+    <w:p>
+      <w:pPr>
+        <w:rPr>
+          <w:rFonts w:hint="default"/>
+          <w:lang w:val="en-US" w:eastAsia="zh-CN"/>
+        </w:rPr>
+      </w:pPr>
+    </w:p>
+    <w:p>
+      <w:pPr>
+        <w:rPr>
+          <w:rFonts w:hint="eastAsia"/>
+          <w:lang w:val="en-US" w:eastAsia="zh-CN"/>
+        </w:rPr>
+      </w:pPr>
+    </w:p>
+    <w:p>
+      <w:pPr>
+        <w:rPr>
+          <w:rFonts w:hint="eastAsia"/>
+          <w:lang w:val="en-US" w:eastAsia="zh-CN"/>
+        </w:rPr>
+      </w:pPr>
+    </w:p>
+    <w:p>
+      <w:pPr>
+        <w:rPr>
+          <w:rFonts w:hint="eastAsia"/>
+          <w:lang w:val="en-US" w:eastAsia="zh-CN"/>
+        </w:rPr>
+      </w:pPr>
+    </w:p>
+    <w:p>
+      <w:pPr>
+        <w:rPr>
+          <w:rFonts w:hint="eastAsia"/>
+          <w:lang w:val="en-US" w:eastAsia="zh-CN"/>
+        </w:rPr>
+      </w:pPr>
+    </w:p>
+    <w:p>
+      <w:pPr>
+        <w:rPr>
+          <w:rFonts w:hint="eastAsia"/>
+          <w:lang w:val="en-US" w:eastAsia="zh-CN"/>
+        </w:rPr>
+      </w:pPr>
+    </w:p>
+    <w:p>
+      <w:pPr>
+        <w:rPr>
+          <w:rFonts w:hint="default"/>
+          <w:lang w:val="en-US" w:eastAsia="zh-CN"/>
+        </w:rPr>
+      </w:pPr>
+    </w:p>
+    <w:p>
+      <w:pPr>
+        <w:rPr>
+          <w:rFonts w:hint="eastAsia"/>
+          <w:lang w:val="en-US" w:eastAsia="zh-CN"/>
+        </w:rPr>
+      </w:pPr>
+    </w:p>
+    <w:p>
+      <w:pPr>
+        <w:rPr>
+          <w:rFonts w:hint="eastAsia"/>
+          <w:lang w:val="en-US" w:eastAsia="zh-CN"/>
+        </w:rPr>
+      </w:pPr>
+    </w:p>
+    <w:p>
+      <w:pPr>
+        <w:rPr>
+          <w:rFonts w:hint="eastAsia"/>
+          <w:lang w:val="en-US" w:eastAsia="zh-CN"/>
+        </w:rPr>
+      </w:pPr>
+    </w:p>
+    <w:p>
+      <w:pPr>
+        <w:rPr>
+          <w:rFonts w:hint="eastAsia"/>
+          <w:lang w:val="en-US" w:eastAsia="zh-CN"/>
+        </w:rPr>
+      </w:pPr>
+    </w:p>
+    <w:p>
+      <w:pPr>
+        <w:rPr>
+          <w:rFonts w:hint="eastAsia"/>
+          <w:lang w:val="en-US" w:eastAsia="zh-CN"/>
+        </w:rPr>
+      </w:pPr>
+    </w:p>
+    <w:p>
+      <w:pPr>
+        <w:rPr>
+          <w:rFonts w:hint="eastAsia"/>
+          <w:lang w:val="en-US" w:eastAsia="zh-CN"/>
+        </w:rPr>
+      </w:pPr>
+    </w:p>
+    <w:p>
+      <w:pPr>
+        <w:rPr>
+          <w:rFonts w:hint="eastAsia"/>
+          <w:lang w:val="en-US" w:eastAsia="zh-CN"/>
+        </w:rPr>
+      </w:pPr>
+    </w:p>
+    <w:p>
+      <w:pPr>
+        <w:rPr>
+          <w:rFonts w:hint="eastAsia"/>
+          <w:lang w:val="en-US" w:eastAsia="zh-CN"/>
+        </w:rPr>
+      </w:pPr>
     </w:p>
     <w:sectPr>
       <w:pgSz w:w="11906" w:h="16838"/>
@@ -4660,13 +7829,53 @@
       <w:sz w:val="32"/>
     </w:rPr>
   </w:style>
-  <w:style w:type="character" w:default="1" w:styleId="6">
+  <w:style w:type="paragraph" w:styleId="4">
+    <w:name w:val="heading 3"/>
+    <w:basedOn w:val="1"/>
+    <w:next w:val="1"/>
+    <w:semiHidden/>
+    <w:unhideWhenUsed/>
+    <w:qFormat/>
+    <w:uiPriority w:val="0"/>
+    <w:pPr>
+      <w:keepNext/>
+      <w:keepLines/>
+      <w:spacing w:before="260" w:beforeLines="0" w:beforeAutospacing="0" w:after="260" w:afterLines="0" w:afterAutospacing="0" w:line="413" w:lineRule="auto"/>
+      <w:outlineLvl w:val="2"/>
+    </w:pPr>
+    <w:rPr>
+      <w:rFonts w:eastAsia="黑体" w:asciiTheme="minorAscii" w:hAnsiTheme="minorAscii"/>
+      <w:b/>
+      <w:sz w:val="28"/>
+    </w:rPr>
+  </w:style>
+  <w:style w:type="paragraph" w:styleId="5">
+    <w:name w:val="heading 4"/>
+    <w:basedOn w:val="1"/>
+    <w:next w:val="1"/>
+    <w:semiHidden/>
+    <w:unhideWhenUsed/>
+    <w:qFormat/>
+    <w:uiPriority w:val="0"/>
+    <w:pPr>
+      <w:keepNext/>
+      <w:keepLines/>
+      <w:spacing w:before="280" w:beforeLines="0" w:beforeAutospacing="0" w:after="290" w:afterLines="0" w:afterAutospacing="0" w:line="372" w:lineRule="auto"/>
+      <w:outlineLvl w:val="3"/>
+    </w:pPr>
+    <w:rPr>
+      <w:rFonts w:ascii="Arial" w:hAnsi="Arial" w:eastAsia="黑体"/>
+      <w:b/>
+      <w:sz w:val="24"/>
+    </w:rPr>
+  </w:style>
+  <w:style w:type="character" w:default="1" w:styleId="10">
     <w:name w:val="Default Paragraph Font"/>
     <w:semiHidden/>
     <w:qFormat/>
     <w:uiPriority w:val="0"/>
   </w:style>
-  <w:style w:type="table" w:default="1" w:styleId="5">
+  <w:style w:type="table" w:default="1" w:styleId="9">
     <w:name w:val="Normal Table"/>
     <w:semiHidden/>
     <w:qFormat/>
@@ -4680,7 +7889,22 @@
       </w:tblCellMar>
     </w:tblPr>
   </w:style>
-  <w:style w:type="paragraph" w:styleId="4">
+  <w:style w:type="paragraph" w:styleId="6">
+    <w:name w:val="toc 1"/>
+    <w:basedOn w:val="1"/>
+    <w:next w:val="1"/>
+    <w:uiPriority w:val="0"/>
+  </w:style>
+  <w:style w:type="paragraph" w:styleId="7">
+    <w:name w:val="toc 2"/>
+    <w:basedOn w:val="1"/>
+    <w:next w:val="1"/>
+    <w:uiPriority w:val="0"/>
+    <w:pPr>
+      <w:ind w:left="420" w:leftChars="200"/>
+    </w:pPr>
+  </w:style>
+  <w:style w:type="paragraph" w:styleId="8">
     <w:name w:val="Normal (Web)"/>
     <w:basedOn w:val="1"/>
     <w:qFormat/>
@@ -4696,18 +7920,18 @@
       <w:lang w:val="en-US" w:eastAsia="zh-CN" w:bidi="ar"/>
     </w:rPr>
   </w:style>
-  <w:style w:type="character" w:styleId="7">
+  <w:style w:type="character" w:styleId="11">
     <w:name w:val="Strong"/>
-    <w:basedOn w:val="6"/>
+    <w:basedOn w:val="10"/>
     <w:qFormat/>
     <w:uiPriority w:val="0"/>
     <w:rPr>
       <w:b/>
     </w:rPr>
   </w:style>
-  <w:style w:type="character" w:styleId="8">
+  <w:style w:type="character" w:styleId="12">
     <w:name w:val="FollowedHyperlink"/>
-    <w:basedOn w:val="6"/>
+    <w:basedOn w:val="10"/>
     <w:qFormat/>
     <w:uiPriority w:val="0"/>
     <w:rPr>
@@ -4715,9 +7939,9 @@
       <w:u w:val="single"/>
     </w:rPr>
   </w:style>
-  <w:style w:type="character" w:styleId="9">
+  <w:style w:type="character" w:styleId="13">
     <w:name w:val="Hyperlink"/>
-    <w:basedOn w:val="6"/>
+    <w:basedOn w:val="10"/>
     <w:qFormat/>
     <w:uiPriority w:val="0"/>
     <w:rPr>
@@ -4725,9 +7949,9 @@
       <w:u w:val="single"/>
     </w:rPr>
   </w:style>
-  <w:style w:type="character" w:styleId="10">
+  <w:style w:type="character" w:styleId="14">
     <w:name w:val="HTML Code"/>
-    <w:basedOn w:val="6"/>
+    <w:basedOn w:val="10"/>
     <w:qFormat/>
     <w:uiPriority w:val="0"/>
     <w:rPr>
